--- a/Especializacion/Evaluaciones/2026-2/Fichas de evaluacion/04 - G-004 - Gestion del cambio en seguridad electronica/1 - Ficha de preparacion.docx
+++ b/Especializacion/Evaluaciones/2026-2/Fichas de evaluacion/04 - G-004 - Gestion del cambio en seguridad electronica/1 - Ficha de preparacion.docx
@@ -434,11 +434,11 @@
       <w:r>
         <w:rPr>
           <w:rFonts w:ascii="Calibri" w:hAnsi="Calibri"/>
-          <w:b w:val="0"/>
-          <w:color w:val="2B2B2B"/>
-          <w:sz w:val="22"/>
-        </w:rPr>
-        <w:t>*(≈390 palabras)*</w:t>
+          <w:i/>
+          <w:color w:val="2B2B2B"/>
+          <w:sz w:val="22"/>
+        </w:rPr>
+        <w:t>(≈390 palabras)</w:t>
       </w:r>
     </w:p>
     <w:p>
@@ -463,7 +463,25 @@
           <w:color w:val="2B2B2B"/>
           <w:sz w:val="22"/>
         </w:rPr>
-        <w:t>Título (p. 1), pregunta de investigación (p. 20) y objetivo general (p. 20) dicen lo mismo: *determinar la incidencia* de las estrategias de gestión del cambio en la adopción. El verbo «determinar la incidencia» obliga a un resultado inferencial, y ahí está el nudo del documento (ver fila del objetivo 3).</w:t>
+        <w:t xml:space="preserve">Título (p. 1), pregunta de investigación (p. 20) y objetivo general (p. 20) dicen lo mismo: </w:t>
+      </w:r>
+      <w:r>
+        <w:rPr>
+          <w:rFonts w:ascii="Calibri" w:hAnsi="Calibri"/>
+          <w:i/>
+          <w:color w:val="2B2B2B"/>
+          <w:sz w:val="22"/>
+        </w:rPr>
+        <w:t>determinar la incidencia</w:t>
+      </w:r>
+      <w:r>
+        <w:rPr>
+          <w:rFonts w:ascii="Calibri" w:hAnsi="Calibri"/>
+          <w:b w:val="0"/>
+          <w:color w:val="2B2B2B"/>
+          <w:sz w:val="22"/>
+        </w:rPr>
+        <w:t xml:space="preserve"> de las estrategias de gestión del cambio en la adopción. El verbo «determinar la incidencia» obliga a un resultado inferencial, y ahí está el nudo del documento (ver fila del objetivo 3).</w:t>
       </w:r>
     </w:p>
     <w:tbl>
@@ -645,7 +663,7 @@
                 <w:color w:val="2B2B2B"/>
                 <w:sz w:val="20"/>
               </w:rPr>
-              <w:t>Los porcentajes de la columna «Población impactada» (80 %, 90 %, 100 %) no tienen fuente citada; el texto solo dice «se observa una participación alta» (pp. 86–87)</w:t>
+              <w:t>Los porcentajes de la columna «Población impactada» —100 % en Socialización SSE, 80 % en Semana de la Seguridad y 90 % en Mes de la Ciber, los tres en la p. 86— no tienen fuente citada, ni tampoco el «Cumplimiento de ANS sobre un 70%» de la fila de Acompañamiento (p. 87); el texto solo dice «se observa una participación alta»</w:t>
             </w:r>
           </w:p>
         </w:tc>
@@ -939,7 +957,7 @@
           <w:color w:val="2B2B2B"/>
           <w:sz w:val="22"/>
         </w:rPr>
-        <w:t>Los cuatro objetivos específicos tienen sección de resultados propia y rotulada</w:t>
+        <w:t>Los tres primeros objetivos específicos tienen sección de resultados propia y rotulada</w:t>
       </w:r>
       <w:r>
         <w:rPr>
@@ -948,7 +966,7 @@
           <w:color w:val="2B2B2B"/>
           <w:sz w:val="22"/>
         </w:rPr>
-        <w:t xml:space="preserve"> con el enunciado literal del objetivo (pp. 85, 88, 100, 104). Es trazable de principio a fin, incluida una matriz de hallazgos que conecta cada resultado con la línea estratégica que lo atiende (Tabla 9, pp. 104–107).</w:t>
+        <w:t xml:space="preserve"> con el enunciado literal del objetivo: 10.1 (p. 85), 10.2 (p. 88) y 10.3 (p. 100). El objetivo 4 no tiene sección de cumplimiento —el capítulo 10 solo tiene esas tres subsecciones (TOC, p. 6)— y se responde con el capítulo «11 Desarrollo del Producto Funcional», que abre en la p. 104. Aun así el trabajo es trazable de principio a fin, incluida una matriz de hallazgos que conecta cada resultado con la línea estratégica que lo atiende (Tabla 9, pp. 104–107).</w:t>
       </w:r>
     </w:p>
     <w:p>
@@ -1077,7 +1095,7 @@
           <w:color w:val="007433"/>
           <w:sz w:val="32"/>
         </w:rPr>
-        <w:t>4. Debilidades y huecos (con página)</w:t>
+        <w:t>4. OBSERVACIONES DEL DOCUMENTO — debilidades y huecos (con página)</w:t>
       </w:r>
     </w:p>
     <w:p>
@@ -1146,7 +1164,7 @@
           <w:color w:val="2B2B2B"/>
           <w:sz w:val="22"/>
         </w:rPr>
-        <w:t xml:space="preserve"> p. 42: el Nivel Central «corresponde a el 33 % del total (aproximadamente 1000 Personas)». p. 48: los 1.000 registros «representa[n] una tasa de participación del 33 % del total de la población contactada». p. 74: «los 1.000 funcionarios del Nivel Central». Las tres lecturas no pueden ser ciertas a la vez: o 1.000 es la población completa (censo, 100 % de respuesta) o es el 33 % de unos 3.000 contactados. En la presentación la contradicción queda a la vista: la diapositiva 7 repite la versión de la p. 42 y la diapositiva 10 dice «Mil (1000) Funcionarios encuestados; 33 % de la totalidad del Nivel Central».</w:t>
+        <w:t xml:space="preserve"> p. 42: el Nivel Central «corresponde a el 33 % del total (aproximadamente 1000 Personas)». p. 48: los 1.000 registros «representa[n] una tasa de participación del 33 % del total de la población contactada». p. 74: «los 1.000 funcionarios del Nivel Central». Las tres lecturas no pueden ser ciertas a la vez: o 1.000 es la población completa (censo, 100 % de respuesta) o es el 33 % de unos 3.000 contactados. El mazo pone la contradicción en pantalla: §5, punto 6.</w:t>
       </w:r>
     </w:p>
     <w:p>
@@ -1215,7 +1233,7 @@
           <w:color w:val="2B2B2B"/>
           <w:sz w:val="22"/>
         </w:rPr>
-        <w:t xml:space="preserve"> Se calculó sobre el piloto de 30 funcionarios de la Unidad de Seguridad (pp. 75–77), pero en p. 101 se presenta como «blindaje» de las correlaciones sobre los 1.000 registros y en p. 103 como respaldo de «la estabilidad de estos cálculos». No hay alfa recalculado con la base final. Además, el denominador descrito en la Tabla 6 («para cada uno de los 30 funcionarios se calcula la varianza de las respuestas 1 a la 9 y se suman», p. 77) no es la varianza de los puntajes totales que pide la fórmula; recalculado con los datos de la Tabla 4 el alfa da ≈0,91, así que la conclusión de «confiabilidad excelente» se sostiene, pero el procedimiento reportado no.</w:t>
+        <w:t xml:space="preserve"> Se calculó sobre el piloto de 30 funcionarios de la Unidad de Seguridad (pp. 75–77), pero en p. 101 se presenta como «blindaje» de las correlaciones sobre los 1.000 registros y en p. 103 como respaldo de «la estabilidad de estos cálculos». No hay alfa recalculado con la base final. Además, el denominador descrito en la Tabla 6 («para cada uno de los 30 funcionarios se calcula la varianza de las respuestas 1 a la 9 y se suman», p. 77) no es la varianza de los puntajes totales que pide la fórmula; recalculado con los datos de la Tabla 5 (p. 76) el alfa da ≈0,91 —la suma de varianzas por respondiente es 19,827, que es el denominador que la Tabla 6 reporta, y la varianza de los puntajes totales es 18,716—, así que la conclusión de «confiabilidad excelente» se sostiene, pero el procedimiento reportado no.</w:t>
       </w:r>
     </w:p>
     <w:p>
@@ -1261,7 +1279,7 @@
           <w:color w:val="2B2B2B"/>
           <w:sz w:val="22"/>
         </w:rPr>
-        <w:t xml:space="preserve"> Hiatt (2006), Kotter (2012), Davis (1989), Armenakis y Harris (2009), Burnes (2017), Nonaka y Takeuchi (1995), Garvin (1993), Hernández Sampieri et al. (2014), ISO (2022) y Calder (2016) se citan en pp. 21–37 y no aparecen en las Referencias bibliográficas (pp. 137–140), que además incluyen tres videos de YouTube y una entrada de LinkedIn entre unas 26 fuentes. La diapositiva 6 agrega tres antecedentes (García-Peñalvo 2021, Calder y Watkins 2015, Sandoval-Almazán y Gil-García 2016) que no figuran en el documento; el título «Transformación digital en las organizaciones» que la diapositiva atribuye a García-Peñalvo es, en la lista de referencias, de Páez-Gabriunas et al. (2021, p. 139).</w:t>
+        <w:t xml:space="preserve"> Hiatt (2006), Kotter (2012), Davis (1989), Armenakis y Harris (2009), Burnes (2017), Nonaka y Takeuchi (1995), Garvin (1993), Hernández Sampieri et al. (2014), ISO (2022) y Calder (2016) se citan en pp. 21–37 —y Kotter reaparece en la p. 72, Hiatt y Davis en la p. 73— y no aparecen en las Referencias bibliográficas (pp. 137–140), que además incluyen tres videos de YouTube y una entrada de LinkedIn entre 27 fuentes. La p. 26 cita «Laudon &amp; Laudon, 2020» y la lista solo trae Laudon &amp; Laudon (2012, p. 138). El mazo agrega tres antecedentes más y atribuye mal un título: §5, punto 12.</w:t>
       </w:r>
     </w:p>
     <w:p>
@@ -1275,7 +1293,7 @@
           <w:color w:val="2B2B2B"/>
           <w:sz w:val="22"/>
         </w:rPr>
-        <w:t>La diapositiva 11 lista siete estrategias y la Tabla 8 solo tiene seis filas.</w:t>
+        <w:t>Sin reporte de similitud.</w:t>
       </w:r>
       <w:r>
         <w:rPr>
@@ -1284,25 +1302,7 @@
           <w:color w:val="2B2B2B"/>
           <w:sz w:val="22"/>
         </w:rPr>
-        <w:t xml:space="preserve"> La diapositiva añade «Transferencia de conocimiento» con «100% del personal operativo y un 80% de los funcionarios de las diferentes sedes», y la Tabla 8 solo recoge Programa de Inducción, Reinducción Bienal, Socialización SSE, Semana de la seguridad, Mes de la Ciber y Acompañamiento (pp. 85–87). Matiz importante: el documento </w:t>
-      </w:r>
-      <w:r>
-        <w:rPr>
-          <w:rFonts w:ascii="Calibri" w:hAnsi="Calibri"/>
-          <w:b/>
-          <w:color w:val="2B2B2B"/>
-          <w:sz w:val="22"/>
-        </w:rPr>
-        <w:t>sí</w:t>
-      </w:r>
-      <w:r>
-        <w:rPr>
-          <w:rFonts w:ascii="Calibri" w:hAnsi="Calibri"/>
-          <w:b w:val="0"/>
-          <w:color w:val="2B2B2B"/>
-          <w:sz w:val="22"/>
-        </w:rPr>
-        <w:t xml:space="preserve"> menciona la transferencia de conocimiento como estrategia existente, pero fuera de la Tabla 8 y sin cifras de cobertura — «este enfoque se relaciona con las estrategias de transferencia de conocimiento, Semana de la seguridad y mes de la ciber» (p. 88). Lo que no tiene respaldo documental es su condición de fila de la Tabla 8 y el par 100 %/80 %.</w:t>
+        <w:t xml:space="preserve"> Buscado en las 140 páginas: no hay mención de Turnitin, porcentaje de similitud ni anexos del informe. Hay declaración de originalidad firmada (p. 13), no reporte.</w:t>
       </w:r>
     </w:p>
     <w:p>
@@ -1316,7 +1316,7 @@
           <w:color w:val="2B2B2B"/>
           <w:sz w:val="22"/>
         </w:rPr>
-        <w:t>Sin reporte de similitud.</w:t>
+        <w:t>Técnicas declaradas y no evidenciadas.</w:t>
       </w:r>
       <w:r>
         <w:rPr>
@@ -1325,7 +1325,7 @@
           <w:color w:val="2B2B2B"/>
           <w:sz w:val="22"/>
         </w:rPr>
-        <w:t xml:space="preserve"> Buscado en las 140 páginas: no hay mención de Turnitin, porcentaje de similitud ni anexos del informe. Hay declaración de originalidad firmada (p. 13), no reporte.</w:t>
+        <w:t xml:space="preserve"> La observación directa del entorno organizacional se enuncia como técnica y como validación de usabilidad (pp. 39, 80–81), pero no hay ficha, protocolo, registro ni resultado de esa observación en ninguna parte del documento.</w:t>
       </w:r>
     </w:p>
     <w:p>
@@ -1339,7 +1339,7 @@
           <w:color w:val="2B2B2B"/>
           <w:sz w:val="22"/>
         </w:rPr>
-        <w:t>Técnicas declaradas y no evidenciadas.</w:t>
+        <w:t>Sin capítulo de limitaciones posterior a los resultados.</w:t>
       </w:r>
       <w:r>
         <w:rPr>
@@ -1348,7 +1348,225 @@
           <w:color w:val="2B2B2B"/>
           <w:sz w:val="22"/>
         </w:rPr>
-        <w:t xml:space="preserve"> La observación directa del entorno organizacional se enuncia como técnica y como validación de usabilidad (pp. 39, 80–81), pero no hay ficha, protocolo, registro ni resultado de esa observación en ninguna parte del documento.</w:t>
+        <w:t xml:space="preserve"> Las limitaciones son las declaradas </w:t>
+      </w:r>
+      <w:r>
+        <w:rPr>
+          <w:rFonts w:ascii="Calibri" w:hAnsi="Calibri"/>
+          <w:i/>
+          <w:color w:val="2B2B2B"/>
+          <w:sz w:val="22"/>
+        </w:rPr>
+        <w:t>ex ante</w:t>
+      </w:r>
+      <w:r>
+        <w:rPr>
+          <w:rFonts w:ascii="Calibri" w:hAnsi="Calibri"/>
+          <w:b w:val="0"/>
+          <w:color w:val="2B2B2B"/>
+          <w:sz w:val="22"/>
+        </w:rPr>
+        <w:t xml:space="preserve"> en 5.2 (pp. 24–26) y ninguna de ellas se revisa a la luz de lo que efectivamente salió (poder explicativo bajo, medición de percepción como único proxy de adopción).</w:t>
+      </w:r>
+    </w:p>
+    <w:p>
+      <w:pPr>
+        <w:spacing w:before="200" w:after="60"/>
+      </w:pPr>
+      <w:r>
+        <w:rPr>
+          <w:rFonts w:ascii="Calibri" w:hAnsi="Calibri"/>
+          <w:b/>
+          <w:color w:val="007433"/>
+          <w:sz w:val="32"/>
+        </w:rPr>
+        <w:t>5. OBSERVACIONES DE LAS DIAPOSITIVAS — qué proyectan y en qué se separan del documento</w:t>
+      </w:r>
+    </w:p>
+    <w:p>
+      <w:r>
+        <w:rPr>
+          <w:rFonts w:ascii="Calibri" w:hAnsi="Calibri"/>
+          <w:b/>
+          <w:color w:val="2B2B2B"/>
+          <w:sz w:val="22"/>
+        </w:rPr>
+        <w:t>Mazo:</w:t>
+      </w:r>
+      <w:r>
+        <w:rPr>
+          <w:rFonts w:ascii="Calibri" w:hAnsi="Calibri"/>
+          <w:b w:val="0"/>
+          <w:color w:val="2B2B2B"/>
+          <w:sz w:val="22"/>
+        </w:rPr>
+        <w:t xml:space="preserve"> </w:t>
+      </w:r>
+      <w:r>
+        <w:rPr>
+          <w:rFonts w:ascii="Consolas" w:hAnsi="Consolas"/>
+          <w:color w:val="111111"/>
+          <w:sz w:val="21"/>
+        </w:rPr>
+        <w:t>PRESENTACION_PROYECTO_DE _GRAD_II_ChristianCruz_EdgardoRangel V7.pdf</w:t>
+      </w:r>
+      <w:r>
+        <w:rPr>
+          <w:rFonts w:ascii="Calibri" w:hAnsi="Calibri"/>
+          <w:b w:val="0"/>
+          <w:color w:val="2B2B2B"/>
+          <w:sz w:val="22"/>
+        </w:rPr>
+        <w:t xml:space="preserve"> — </w:t>
+      </w:r>
+      <w:r>
+        <w:rPr>
+          <w:rFonts w:ascii="Calibri" w:hAnsi="Calibri"/>
+          <w:b/>
+          <w:color w:val="2B2B2B"/>
+          <w:sz w:val="22"/>
+        </w:rPr>
+        <w:t>32 diapositivas</w:t>
+      </w:r>
+      <w:r>
+        <w:rPr>
+          <w:rFonts w:ascii="Calibri" w:hAnsi="Calibri"/>
+          <w:b w:val="0"/>
+          <w:color w:val="2B2B2B"/>
+          <w:sz w:val="22"/>
+        </w:rPr>
+        <w:t xml:space="preserve"> (1 portada · 2 introducción · 3 problema y pregunta · 4 objetivos · 5 justificación, alcances y limitaciones · 6 marco referencial · 7 metodología · 8 alfa de Cronbach · 9-10 caracterización · 11 objetivo 1 · 12-15 y 20 objetivo 2 · 16-19 y 21-24 objetivo 3 · 25-28 el producto · 29 conclusiones · 30 recomendaciones · 31 referencias · 32 preguntas)</w:t>
+      </w:r>
+    </w:p>
+    <w:p>
+      <w:r>
+        <w:rPr>
+          <w:rFonts w:ascii="Calibri" w:hAnsi="Calibri"/>
+          <w:b w:val="0"/>
+          <w:color w:val="2B2B2B"/>
+          <w:sz w:val="22"/>
+        </w:rPr>
+        <w:t xml:space="preserve">El mazo y el documento </w:t>
+      </w:r>
+      <w:r>
+        <w:rPr>
+          <w:rFonts w:ascii="Calibri" w:hAnsi="Calibri"/>
+          <w:b/>
+          <w:color w:val="2B2B2B"/>
+          <w:sz w:val="22"/>
+        </w:rPr>
+        <w:t>no reportan el mismo estudio</w:t>
+      </w:r>
+      <w:r>
+        <w:rPr>
+          <w:rFonts w:ascii="Calibri" w:hAnsi="Calibri"/>
+          <w:b w:val="0"/>
+          <w:color w:val="2B2B2B"/>
+          <w:sz w:val="22"/>
+        </w:rPr>
+        <w:t xml:space="preserve">, y la asimetría va en las dos direcciones: las diapositivas 23 y 24 traen un análisis completo que no está en las 140 páginas, y ninguna de las 32 trae el resultado que el documento sí reporta para el objetivo 3. Lo comprobé cadena por cadena: «Spearman», </w:t>
+      </w:r>
+      <w:r>
+        <w:rPr>
+          <w:rFonts w:ascii="Consolas" w:hAnsi="Consolas"/>
+          <w:color w:val="111111"/>
+          <w:sz w:val="21"/>
+        </w:rPr>
+        <w:t>0.052</w:t>
+      </w:r>
+      <w:r>
+        <w:rPr>
+          <w:rFonts w:ascii="Calibri" w:hAnsi="Calibri"/>
+          <w:b w:val="0"/>
+          <w:color w:val="2B2B2B"/>
+          <w:sz w:val="22"/>
+        </w:rPr>
+        <w:t xml:space="preserve">, </w:t>
+      </w:r>
+      <w:r>
+        <w:rPr>
+          <w:rFonts w:ascii="Consolas" w:hAnsi="Consolas"/>
+          <w:color w:val="111111"/>
+          <w:sz w:val="21"/>
+        </w:rPr>
+        <w:t>0.003</w:t>
+      </w:r>
+      <w:r>
+        <w:rPr>
+          <w:rFonts w:ascii="Calibri" w:hAnsi="Calibri"/>
+          <w:b w:val="0"/>
+          <w:color w:val="2B2B2B"/>
+          <w:sz w:val="22"/>
+        </w:rPr>
+        <w:t xml:space="preserve">, </w:t>
+      </w:r>
+      <w:r>
+        <w:rPr>
+          <w:rFonts w:ascii="Consolas" w:hAnsi="Consolas"/>
+          <w:color w:val="111111"/>
+          <w:sz w:val="21"/>
+        </w:rPr>
+        <w:t>0.063</w:t>
+      </w:r>
+      <w:r>
+        <w:rPr>
+          <w:rFonts w:ascii="Calibri" w:hAnsi="Calibri"/>
+          <w:b w:val="0"/>
+          <w:color w:val="2B2B2B"/>
+          <w:sz w:val="22"/>
+        </w:rPr>
+        <w:t xml:space="preserve"> y </w:t>
+      </w:r>
+      <w:r>
+        <w:rPr>
+          <w:rFonts w:ascii="Consolas" w:hAnsi="Consolas"/>
+          <w:color w:val="111111"/>
+          <w:sz w:val="21"/>
+        </w:rPr>
+        <w:t>0.076</w:t>
+      </w:r>
+      <w:r>
+        <w:rPr>
+          <w:rFonts w:ascii="Calibri" w:hAnsi="Calibri"/>
+          <w:b w:val="0"/>
+          <w:color w:val="2B2B2B"/>
+          <w:sz w:val="22"/>
+        </w:rPr>
+        <w:t xml:space="preserve"> no aparecen en el mazo; </w:t>
+      </w:r>
+      <w:r>
+        <w:rPr>
+          <w:rFonts w:ascii="Consolas" w:hAnsi="Consolas"/>
+          <w:color w:val="111111"/>
+          <w:sz w:val="21"/>
+        </w:rPr>
+        <w:t>0.159</w:t>
+      </w:r>
+      <w:r>
+        <w:rPr>
+          <w:rFonts w:ascii="Calibri" w:hAnsi="Calibri"/>
+          <w:b w:val="0"/>
+          <w:color w:val="2B2B2B"/>
+          <w:sz w:val="22"/>
+        </w:rPr>
+        <w:t xml:space="preserve">, </w:t>
+      </w:r>
+      <w:r>
+        <w:rPr>
+          <w:rFonts w:ascii="Consolas" w:hAnsi="Consolas"/>
+          <w:color w:val="111111"/>
+          <w:sz w:val="21"/>
+        </w:rPr>
+        <w:t>0.189</w:t>
+      </w:r>
+      <w:r>
+        <w:rPr>
+          <w:rFonts w:ascii="Calibri" w:hAnsi="Calibri"/>
+          <w:b w:val="0"/>
+          <w:color w:val="2B2B2B"/>
+          <w:sz w:val="22"/>
+        </w:rPr>
+        <w:t xml:space="preserve"> y las seis sumatorias de la diapositiva 23 no aparecen en el documento.</w:t>
       </w:r>
     </w:p>
     <w:p>
@@ -1362,7 +1580,7 @@
           <w:color w:val="2B2B2B"/>
           <w:sz w:val="22"/>
         </w:rPr>
-        <w:t>Sin capítulo de limitaciones posterior a los resultados.</w:t>
+        <w:t>Las diapositivas 23 y 24 traen un cálculo que no existe en el trabajo, y está bien hecho.</w:t>
       </w:r>
       <w:r>
         <w:rPr>
@@ -1371,7 +1589,503 @@
           <w:color w:val="2B2B2B"/>
           <w:sz w:val="22"/>
         </w:rPr>
-        <w:t xml:space="preserve"> Las limitaciones son las declaradas *ex ante* en 5.2 (pp. 24–26) y ninguna de ellas se revisa a la luz de lo que efectivamente salió (poder explicativo bajo, medición de percepción como único proxy de adopción).</w:t>
+        <w:t xml:space="preserve"> Proyectan las seis sumatorias sobre los 1.000 registros —Σx = 4034 (P3) y 3029 (P7), Σy = 7699, Σx² = 16860 y 10327, Σy² = 61063, Σxy = 31221 y 23591— y dos coeficientes de Pearson, 0.159 y 0.189. </w:t>
+      </w:r>
+      <w:r>
+        <w:rPr>
+          <w:rFonts w:ascii="Calibri" w:hAnsi="Calibri"/>
+          <w:b/>
+          <w:color w:val="2B2B2B"/>
+          <w:sz w:val="22"/>
+        </w:rPr>
+        <w:t>Rehice los dos cálculos con esas mismas sumatorias: dan 0,159337 y 0,188602</w:t>
+      </w:r>
+      <w:r>
+        <w:rPr>
+          <w:rFonts w:ascii="Calibri" w:hAnsi="Calibri"/>
+          <w:b w:val="0"/>
+          <w:color w:val="2B2B2B"/>
+          <w:sz w:val="22"/>
+        </w:rPr>
+        <w:t xml:space="preserve">, exactamente lo que la lámina redondea. En el documento, «Pearson» aparece </w:t>
+      </w:r>
+      <w:r>
+        <w:rPr>
+          <w:rFonts w:ascii="Calibri" w:hAnsi="Calibri"/>
+          <w:b/>
+          <w:color w:val="2B2B2B"/>
+          <w:sz w:val="22"/>
+        </w:rPr>
+        <w:t>una sola vez</w:t>
+      </w:r>
+      <w:r>
+        <w:rPr>
+          <w:rFonts w:ascii="Calibri" w:hAnsi="Calibri"/>
+          <w:b w:val="0"/>
+          <w:color w:val="2B2B2B"/>
+          <w:sz w:val="22"/>
+        </w:rPr>
+        <w:t>, en la p. 82, anunciado y sin resultado; ninguna de las seis sumatorias ni ninguno de los dos coeficientes está en las 140 páginas. No es un error del mazo: es material nuevo, correcto, que no entró al trabajo. Es la pregunta prioritaria 1.</w:t>
+      </w:r>
+    </w:p>
+    <w:p>
+      <w:pPr>
+        <w:pStyle w:val="ListNumber"/>
+      </w:pPr>
+      <w:r>
+        <w:rPr>
+          <w:rFonts w:ascii="Calibri" w:hAnsi="Calibri"/>
+          <w:b/>
+          <w:color w:val="2B2B2B"/>
+          <w:sz w:val="22"/>
+        </w:rPr>
+        <w:t>En sentido inverso: el resultado del objetivo 3 del documento no se proyecta en ninguna diapositiva.</w:t>
+      </w:r>
+      <w:r>
+        <w:rPr>
+          <w:rFonts w:ascii="Calibri" w:hAnsi="Calibri"/>
+          <w:b w:val="0"/>
+          <w:color w:val="2B2B2B"/>
+          <w:sz w:val="22"/>
+        </w:rPr>
+        <w:t xml:space="preserve"> El Spearman de 0,052 (p. 101) y el modelo con R² = 0,003 y p = 0,063 (p. 102) no aparecen. Las cuatro láminas del objetivo 3 son la 16 —el mismo diagrama de índices de la 12— y las 17, 18 y 19, que solo llevan el rótulo del objetivo y una imagen. Lo que el trabajo concluye como no significativo no llega a la pantalla.</w:t>
+      </w:r>
+    </w:p>
+    <w:p>
+      <w:pPr>
+        <w:pStyle w:val="ListNumber"/>
+      </w:pPr>
+      <w:r>
+        <w:rPr>
+          <w:rFonts w:ascii="Calibri" w:hAnsi="Calibri"/>
+          <w:b/>
+          <w:color w:val="2B2B2B"/>
+          <w:sz w:val="22"/>
+        </w:rPr>
+        <w:t>Las sumatorias de la diapositiva 23 dicen algo que el documento nunca publica.</w:t>
+      </w:r>
+      <w:r>
+        <w:rPr>
+          <w:rFonts w:ascii="Calibri" w:hAnsi="Calibri"/>
+          <w:b w:val="0"/>
+          <w:color w:val="2B2B2B"/>
+          <w:sz w:val="22"/>
+        </w:rPr>
+        <w:t xml:space="preserve"> Divididas por los 1.000 registros dan las medias del instrumento: </w:t>
+      </w:r>
+      <w:r>
+        <w:rPr>
+          <w:rFonts w:ascii="Calibri" w:hAnsi="Calibri"/>
+          <w:b/>
+          <w:color w:val="2B2B2B"/>
+          <w:sz w:val="22"/>
+        </w:rPr>
+        <w:t>P3 = 4,03 de 5, P7 = 3,03 de 5 y P10 = 7,70 de 10</w:t>
+      </w:r>
+      <w:r>
+        <w:rPr>
+          <w:rFonts w:ascii="Calibri" w:hAnsi="Calibri"/>
+          <w:b w:val="0"/>
+          <w:color w:val="2B2B2B"/>
+          <w:sz w:val="22"/>
+        </w:rPr>
+        <w:t>. Ese 3,03 en confianza sobre el tratamiento de datos personales es el valor más bajo y sostiene lo que la propia diapositiva 21 afirma —la privacidad es la mayor barrera—. El documento no reporta esas medias en ninguna página. Reserva 14.</w:t>
+      </w:r>
+    </w:p>
+    <w:p>
+      <w:pPr>
+        <w:pStyle w:val="ListNumber"/>
+      </w:pPr>
+      <w:r>
+        <w:rPr>
+          <w:rFonts w:ascii="Calibri" w:hAnsi="Calibri"/>
+          <w:b/>
+          <w:color w:val="2B2B2B"/>
+          <w:sz w:val="22"/>
+        </w:rPr>
+        <w:t>La diapositiva 8 se contradice con la 5, dentro del mismo mazo.</w:t>
+      </w:r>
+      <w:r>
+        <w:rPr>
+          <w:rFonts w:ascii="Calibri" w:hAnsi="Calibri"/>
+          <w:b w:val="0"/>
+          <w:color w:val="2B2B2B"/>
+          <w:sz w:val="22"/>
+        </w:rPr>
+        <w:t xml:space="preserve"> La 5 lista entre las limitaciones que los hallazgos «no pueden generalizarse de forma absoluta»; la 8 cierra el alfa de Cronbach de 0,924 diciendo que sirve «para que los resultados de la investigación sean </w:t>
+      </w:r>
+      <w:r>
+        <w:rPr>
+          <w:rFonts w:ascii="Calibri" w:hAnsi="Calibri"/>
+          <w:b/>
+          <w:color w:val="2B2B2B"/>
+          <w:sz w:val="22"/>
+        </w:rPr>
+        <w:t>generalizables</w:t>
+      </w:r>
+      <w:r>
+        <w:rPr>
+          <w:rFonts w:ascii="Calibri" w:hAnsi="Calibri"/>
+          <w:b w:val="0"/>
+          <w:color w:val="2B2B2B"/>
+          <w:sz w:val="22"/>
+        </w:rPr>
+        <w:t xml:space="preserve"> y técnicamente válidos para la toma de decisiones estratégicas». El alfa mide consistencia interna del instrumento, no representatividad de la muestra. Va un paso más allá de lo que hace el documento, que ya usa el alfa como aval de las correlaciones (§4, punto 6). Reserva 15.</w:t>
+      </w:r>
+    </w:p>
+    <w:p>
+      <w:pPr>
+        <w:pStyle w:val="ListNumber"/>
+      </w:pPr>
+      <w:r>
+        <w:rPr>
+          <w:rFonts w:ascii="Calibri" w:hAnsi="Calibri"/>
+          <w:b/>
+          <w:color w:val="2B2B2B"/>
+          <w:sz w:val="22"/>
+        </w:rPr>
+        <w:t>La diapositiva 11 lista siete estrategias y la Tabla 8 solo tiene seis filas.</w:t>
+      </w:r>
+      <w:r>
+        <w:rPr>
+          <w:rFonts w:ascii="Calibri" w:hAnsi="Calibri"/>
+          <w:b w:val="0"/>
+          <w:color w:val="2B2B2B"/>
+          <w:sz w:val="22"/>
+        </w:rPr>
+        <w:t xml:space="preserve"> La diapositiva añade «Transferencia de conocimiento» con «100% del personal operativo y un 80% de los funcionarios de las diferentes sedes», y la Tabla 8 solo recoge Programa de Inducción, Reinducción Bienal, Socialización SSE, Semana de la seguridad, Mes de la Ciber y Acompañamiento (pp. 85–87). Matiz importante: el documento </w:t>
+      </w:r>
+      <w:r>
+        <w:rPr>
+          <w:rFonts w:ascii="Calibri" w:hAnsi="Calibri"/>
+          <w:b/>
+          <w:color w:val="2B2B2B"/>
+          <w:sz w:val="22"/>
+        </w:rPr>
+        <w:t>sí</w:t>
+      </w:r>
+      <w:r>
+        <w:rPr>
+          <w:rFonts w:ascii="Calibri" w:hAnsi="Calibri"/>
+          <w:b w:val="0"/>
+          <w:color w:val="2B2B2B"/>
+          <w:sz w:val="22"/>
+        </w:rPr>
+        <w:t xml:space="preserve"> menciona la transferencia de conocimiento como estrategia existente, pero fuera de la Tabla 8 y sin cifras de cobertura — «este enfoque se relaciona con las estrategias de transferencia de conocimiento, Semana de la seguridad y mes de la ciber» (p. 88). Lo que no tiene respaldo documental es su condición de fila de la Tabla 8 y el par 100 %/80 %.</w:t>
+      </w:r>
+    </w:p>
+    <w:p>
+      <w:pPr>
+        <w:pStyle w:val="ListNumber"/>
+      </w:pPr>
+      <w:r>
+        <w:rPr>
+          <w:rFonts w:ascii="Calibri" w:hAnsi="Calibri"/>
+          <w:b/>
+          <w:color w:val="2B2B2B"/>
+          <w:sz w:val="22"/>
+        </w:rPr>
+        <w:t>El problema del denominador queda a la vista en dos láminas seguidas.</w:t>
+      </w:r>
+      <w:r>
+        <w:rPr>
+          <w:rFonts w:ascii="Calibri" w:hAnsi="Calibri"/>
+          <w:b w:val="0"/>
+          <w:color w:val="2B2B2B"/>
+          <w:sz w:val="22"/>
+        </w:rPr>
+        <w:t xml:space="preserve"> La 7 copia la redacción de la p. 42 —«Muestreo aleatorio sobre el total de usuario en el edificio de Nivel central que corresponde a el 33% del total (1000 Personas)»—, que en un mismo renglón dice muestreo aleatorio </w:t>
+      </w:r>
+      <w:r>
+        <w:rPr>
+          <w:rFonts w:ascii="Calibri" w:hAnsi="Calibri"/>
+          <w:i/>
+          <w:color w:val="2B2B2B"/>
+          <w:sz w:val="22"/>
+        </w:rPr>
+        <w:t>y</w:t>
+      </w:r>
+      <w:r>
+        <w:rPr>
+          <w:rFonts w:ascii="Calibri" w:hAnsi="Calibri"/>
+          <w:b w:val="0"/>
+          <w:color w:val="2B2B2B"/>
+          <w:sz w:val="22"/>
+        </w:rPr>
+        <w:t xml:space="preserve"> «sobre el total»; la 10 dice «Mil (1000) Funcionarios encuestados; 33 % de la totalidad del Nivel Central», que es la tercera lectura. Ninguna de las dos da el marco poblacional, y esa es la pregunta 2 del bloque leído en sala.</w:t>
+      </w:r>
+    </w:p>
+    <w:p>
+      <w:pPr>
+        <w:pStyle w:val="ListNumber"/>
+      </w:pPr>
+      <w:r>
+        <w:rPr>
+          <w:rFonts w:ascii="Calibri" w:hAnsi="Calibri"/>
+          <w:b/>
+          <w:color w:val="2B2B2B"/>
+          <w:sz w:val="22"/>
+        </w:rPr>
+        <w:t>La diapositiva 15 dice 0,5743 y la p. 98 dice 0.5746.</w:t>
+      </w:r>
+      <w:r>
+        <w:rPr>
+          <w:rFonts w:ascii="Calibri" w:hAnsi="Calibri"/>
+          <w:b w:val="0"/>
+          <w:color w:val="2B2B2B"/>
+          <w:sz w:val="22"/>
+        </w:rPr>
+        <w:t xml:space="preserve"> Un dígito, y el reparo corre en las dos direcciones: si el bueno es el de la lámina, está mal el del documento, y al revés. Reserva 16.</w:t>
+      </w:r>
+    </w:p>
+    <w:p>
+      <w:pPr>
+        <w:pStyle w:val="ListNumber"/>
+      </w:pPr>
+      <w:r>
+        <w:rPr>
+          <w:rFonts w:ascii="Calibri" w:hAnsi="Calibri"/>
+          <w:b/>
+          <w:color w:val="2B2B2B"/>
+          <w:sz w:val="22"/>
+        </w:rPr>
+        <w:t>Las diapositivas 14 y 15 son las que más se pasan, y además van bajo el rótulo equivocado.</w:t>
+      </w:r>
+      <w:r>
+        <w:rPr>
+          <w:rFonts w:ascii="Calibri" w:hAnsi="Calibri"/>
+          <w:b w:val="0"/>
+          <w:color w:val="2B2B2B"/>
+          <w:sz w:val="22"/>
+        </w:rPr>
+        <w:t xml:space="preserve"> «Incidencia Directa y positiva sobre la Adopción»; «Valor de p y Durbin-Watson garantizan independencia de los datos, la relación encontrada no es producto del Azar»; «La Línea de Regresión muestra la relación causa y efecto». Dos cosas: Durbin-Watson evalúa autocorrelación de los residuos, no independencia de los datos, y ningún valor de </w:t>
+      </w:r>
+      <w:r>
+        <w:rPr>
+          <w:rFonts w:ascii="Calibri" w:hAnsi="Calibri"/>
+          <w:i/>
+          <w:color w:val="2B2B2B"/>
+          <w:sz w:val="22"/>
+        </w:rPr>
+        <w:t>p</w:t>
+      </w:r>
+      <w:r>
+        <w:rPr>
+          <w:rFonts w:ascii="Calibri" w:hAnsi="Calibri"/>
+          <w:b w:val="0"/>
+          <w:color w:val="2B2B2B"/>
+          <w:sz w:val="22"/>
+        </w:rPr>
+        <w:t xml:space="preserve"> «garantiza» nada. Y las dos láminas llevan el rótulo del objetivo 2, cuando la regresión es la pieza que responde al objetivo 3 — la inferencia central se proyecta fuera del objetivo al que pertenece.</w:t>
+      </w:r>
+    </w:p>
+    <w:p>
+      <w:pPr>
+        <w:pStyle w:val="ListNumber"/>
+      </w:pPr>
+      <w:r>
+        <w:rPr>
+          <w:rFonts w:ascii="Calibri" w:hAnsi="Calibri"/>
+          <w:b/>
+          <w:color w:val="2B2B2B"/>
+          <w:sz w:val="22"/>
+        </w:rPr>
+        <w:t>El mazo acierta donde el documento se equivoca, y eso destraba la pregunta 2.</w:t>
+      </w:r>
+      <w:r>
+        <w:rPr>
+          <w:rFonts w:ascii="Calibri" w:hAnsi="Calibri"/>
+          <w:b w:val="0"/>
+          <w:color w:val="2B2B2B"/>
+          <w:sz w:val="22"/>
+        </w:rPr>
+        <w:t xml:space="preserve"> La diapositiva 13 proyecta el dato correcto de la p. 96 —«Gestión: mejor percepción en los funcionarios &lt;1 año», «Adopción estable en todos los grupos, entre 3,91 y 3,92»— y la 22 concluye que «la experiencia laboral (antigüedad) no genera diferencias significativas en la percepción sobre la Adopción Tecnológica». Las dos contradicen la fila de la Tabla 9 (p. 107) que lee como gradiente de percepción tres cifras que suman 100. La salida honesta de la pregunta 2 ya está en su propia pantalla.</w:t>
+      </w:r>
+    </w:p>
+    <w:p>
+      <w:pPr>
+        <w:pStyle w:val="ListNumber"/>
+      </w:pPr>
+      <w:r>
+        <w:rPr>
+          <w:rFonts w:ascii="Calibri" w:hAnsi="Calibri"/>
+          <w:b/>
+          <w:color w:val="2B2B2B"/>
+          <w:sz w:val="22"/>
+        </w:rPr>
+        <w:t>El producto —el objetivo 4— son cuatro diapositivas sin un solo indicador.</w:t>
+      </w:r>
+      <w:r>
+        <w:rPr>
+          <w:rFonts w:ascii="Calibri" w:hAnsi="Calibri"/>
+          <w:b w:val="0"/>
+          <w:color w:val="2B2B2B"/>
+          <w:sz w:val="22"/>
+        </w:rPr>
+        <w:t xml:space="preserve"> La 25 «Estructura de la Estrategia de Sostenibilidad», la 26 «Modelo de Formación Diferenciada», la 27 «Modelo de Acompañamiento Institucional» y la 28 sin texto: cuatro rótulos y cuatro imágenes. La palabra «indicador» aparece </w:t>
+      </w:r>
+      <w:r>
+        <w:rPr>
+          <w:rFonts w:ascii="Calibri" w:hAnsi="Calibri"/>
+          <w:b/>
+          <w:color w:val="2B2B2B"/>
+          <w:sz w:val="22"/>
+        </w:rPr>
+        <w:t>una sola vez en las 32 diapositivas</w:t>
+      </w:r>
+      <w:r>
+        <w:rPr>
+          <w:rFonts w:ascii="Calibri" w:hAnsi="Calibri"/>
+          <w:b w:val="0"/>
+          <w:color w:val="2B2B2B"/>
+          <w:sz w:val="22"/>
+        </w:rPr>
+        <w:t>, en la recomendación 2 de la 30. La tabla de indicadores de la Línea I que la p. 116 anuncia y no entrega tampoco está aquí: la pregunta 3 es de documento y el mazo la deja intacta.</w:t>
+      </w:r>
+    </w:p>
+    <w:p>
+      <w:pPr>
+        <w:pStyle w:val="ListNumber"/>
+      </w:pPr>
+      <w:r>
+        <w:rPr>
+          <w:rFonts w:ascii="Calibri" w:hAnsi="Calibri"/>
+          <w:b/>
+          <w:color w:val="2B2B2B"/>
+          <w:sz w:val="22"/>
+        </w:rPr>
+        <w:t>La diapositiva 29, «Conclusiones», no tiene texto extraíble</w:t>
+      </w:r>
+      <w:r>
+        <w:rPr>
+          <w:rFonts w:ascii="Calibri" w:hAnsi="Calibri"/>
+          <w:b w:val="0"/>
+          <w:color w:val="2B2B2B"/>
+          <w:sz w:val="22"/>
+        </w:rPr>
+        <w:t xml:space="preserve"> —como la 9 y la 28—. Con 32 diapositivas para 20 minutos, las conclusiones son una imagen que hay que leer en pantalla: es ahí donde puede reaparecer la «incidencia significativa» que la p. 102 no respalda.</w:t>
+      </w:r>
+    </w:p>
+    <w:p>
+      <w:pPr>
+        <w:pStyle w:val="ListNumber"/>
+      </w:pPr>
+      <w:r>
+        <w:rPr>
+          <w:rFonts w:ascii="Calibri" w:hAnsi="Calibri"/>
+          <w:b/>
+          <w:color w:val="2B2B2B"/>
+          <w:sz w:val="22"/>
+        </w:rPr>
+        <w:t>La diapositiva 6 agrega tres antecedentes que no están en el trabajo, y el propio mazo la desmiente.</w:t>
+      </w:r>
+      <w:r>
+        <w:rPr>
+          <w:rFonts w:ascii="Calibri" w:hAnsi="Calibri"/>
+          <w:b w:val="0"/>
+          <w:color w:val="2B2B2B"/>
+          <w:sz w:val="22"/>
+        </w:rPr>
+        <w:t xml:space="preserve"> Añade García-Peñalvo (2021), Calder &amp; Watkins (2015) y Sandoval-Almazán &amp; Gil-García (2016), que no figuran en el documento. El título «Transformación digital en las organizaciones» que la 6 atribuye a García-Peñalvo aparece en la </w:t>
+      </w:r>
+      <w:r>
+        <w:rPr>
+          <w:rFonts w:ascii="Calibri" w:hAnsi="Calibri"/>
+          <w:b/>
+          <w:color w:val="2B2B2B"/>
+          <w:sz w:val="22"/>
+        </w:rPr>
+        <w:t>diapositiva 31</w:t>
+      </w:r>
+      <w:r>
+        <w:rPr>
+          <w:rFonts w:ascii="Calibri" w:hAnsi="Calibri"/>
+          <w:b w:val="0"/>
+          <w:color w:val="2B2B2B"/>
+          <w:sz w:val="22"/>
+        </w:rPr>
+        <w:t xml:space="preserve"> —la lista de referencias del propio mazo, siete entradas— como de Páez-Gabriunas et al. (2021), igual que en la p. 139 del documento. Ninguno de los tres antecedentes de la 6 está en esas siete entradas. Detalle de forma: una de ellas arrastra dentro de la URL el prefijo </w:t>
+      </w:r>
+      <w:r>
+        <w:rPr>
+          <w:rFonts w:ascii="Consolas" w:hAnsi="Consolas"/>
+          <w:color w:val="111111"/>
+          <w:sz w:val="21"/>
+        </w:rPr>
+        <w:t>chrome-extension://efaidnbmnnnibpcajpcglclefindmkaj/</w:t>
+      </w:r>
+      <w:r>
+        <w:rPr>
+          <w:rFonts w:ascii="Calibri" w:hAnsi="Calibri"/>
+          <w:b w:val="0"/>
+          <w:color w:val="2B2B2B"/>
+          <w:sz w:val="22"/>
+        </w:rPr>
+        <w:t>.</w:t>
+      </w:r>
+    </w:p>
+    <w:p>
+      <w:pPr>
+        <w:pStyle w:val="ListNumber"/>
+      </w:pPr>
+      <w:r>
+        <w:rPr>
+          <w:rFonts w:ascii="Calibri" w:hAnsi="Calibri"/>
+          <w:b/>
+          <w:color w:val="2B2B2B"/>
+          <w:sz w:val="22"/>
+        </w:rPr>
+        <w:t>La diapositiva 7 vuelve a declarar la observación directa entre los instrumentos empíricos,</w:t>
+      </w:r>
+      <w:r>
+        <w:rPr>
+          <w:rFonts w:ascii="Calibri" w:hAnsi="Calibri"/>
+          <w:b w:val="0"/>
+          <w:color w:val="2B2B2B"/>
+          <w:sz w:val="22"/>
+        </w:rPr>
+        <w:t xml:space="preserve"> igual que las pp. 39 y 80-81, y el mazo tampoco muestra ficha, protocolo ni resultado (§4, punto 10). Si la nombran en sala, se les puede preguntar en qué diapositiva está.</w:t>
+      </w:r>
+    </w:p>
+    <w:p>
+      <w:pPr>
+        <w:pStyle w:val="ListNumber"/>
+      </w:pPr>
+      <w:r>
+        <w:rPr>
+          <w:rFonts w:ascii="Calibri" w:hAnsi="Calibri"/>
+          <w:b/>
+          <w:color w:val="2B2B2B"/>
+          <w:sz w:val="22"/>
+        </w:rPr>
+        <w:t>Lo que el mazo hace bien y conviene reconocer en voz alta:</w:t>
+      </w:r>
+      <w:r>
+        <w:rPr>
+          <w:rFonts w:ascii="Calibri" w:hAnsi="Calibri"/>
+          <w:b w:val="0"/>
+          <w:color w:val="2B2B2B"/>
+          <w:sz w:val="22"/>
+        </w:rPr>
+        <w:t xml:space="preserve"> la diapositiva 5 proyecta las cinco limitaciones —aunque sean las declaradas </w:t>
+      </w:r>
+      <w:r>
+        <w:rPr>
+          <w:rFonts w:ascii="Calibri" w:hAnsi="Calibri"/>
+          <w:i/>
+          <w:color w:val="2B2B2B"/>
+          <w:sz w:val="22"/>
+        </w:rPr>
+        <w:t>ex ante</w:t>
+      </w:r>
+      <w:r>
+        <w:rPr>
+          <w:rFonts w:ascii="Calibri" w:hAnsi="Calibri"/>
+          <w:b w:val="0"/>
+          <w:color w:val="2B2B2B"/>
+          <w:sz w:val="22"/>
+        </w:rPr>
+        <w:t>— y la 24 escribe, con sus propias palabras, que los resultados «son positivos, pero débiles», y ofrece una explicación coherente con su p. 88: la capacitación como eslabón más débil frenaría que la facilidad de uso y la confianza se traduzcan en adopción. Es la mejor pieza del mazo y la entrada amable para la pregunta 1.</w:t>
       </w:r>
     </w:p>
     <w:p>
@@ -1385,7 +2099,123 @@
           <w:color w:val="007433"/>
           <w:sz w:val="32"/>
         </w:rPr>
-        <w:t>5. PREGUNTAS ANTES de escuchar la sustentación</w:t>
+        <w:t>Qué mirar en pantalla mientras exponen</w:t>
+      </w:r>
+    </w:p>
+    <w:p>
+      <w:pPr>
+        <w:pStyle w:val="ListBullet"/>
+      </w:pPr>
+      <w:r>
+        <w:rPr>
+          <w:rFonts w:ascii="Calibri" w:hAnsi="Calibri"/>
+          <w:b w:val="0"/>
+          <w:color w:val="2B2B2B"/>
+          <w:sz w:val="22"/>
+        </w:rPr>
+        <w:t>Cuando lleguen a las láminas 23 y 24, mirar si dicen de dónde salen las seis sumatorias y si mencionan que ese cálculo no está en el trabajo. Si lo dicen ellos, la pregunta 1 cambia de tono: se convierte en un reconocimiento.</w:t>
+      </w:r>
+    </w:p>
+    <w:p>
+      <w:pPr>
+        <w:pStyle w:val="ListBullet"/>
+      </w:pPr>
+      <w:r>
+        <w:rPr>
+          <w:rFonts w:ascii="Calibri" w:hAnsi="Calibri"/>
+          <w:b w:val="0"/>
+          <w:color w:val="2B2B2B"/>
+          <w:sz w:val="22"/>
+        </w:rPr>
+        <w:t xml:space="preserve">Si pasan de la 15 a la 16 sin nombrar el R² ni el valor de </w:t>
+      </w:r>
+      <w:r>
+        <w:rPr>
+          <w:rFonts w:ascii="Calibri" w:hAnsi="Calibri"/>
+          <w:i/>
+          <w:color w:val="2B2B2B"/>
+          <w:sz w:val="22"/>
+        </w:rPr>
+        <w:t>p</w:t>
+      </w:r>
+      <w:r>
+        <w:rPr>
+          <w:rFonts w:ascii="Calibri" w:hAnsi="Calibri"/>
+          <w:b w:val="0"/>
+          <w:color w:val="2B2B2B"/>
+          <w:sz w:val="22"/>
+        </w:rPr>
+        <w:t>, anotarlo: es la decisión de qué mostrar, y es la primera condicional de la §7.</w:t>
+      </w:r>
+    </w:p>
+    <w:p>
+      <w:pPr>
+        <w:pStyle w:val="ListBullet"/>
+      </w:pPr>
+      <w:r>
+        <w:rPr>
+          <w:rFonts w:ascii="Calibri" w:hAnsi="Calibri"/>
+          <w:b w:val="0"/>
+          <w:color w:val="2B2B2B"/>
+          <w:sz w:val="22"/>
+        </w:rPr>
+        <w:t>Leer despacio la diapositiva 29 (Conclusiones): es imagen, y ahí puede estar la afirmación de incidencia significativa que la p. 102 no sostiene.</w:t>
+      </w:r>
+    </w:p>
+    <w:p>
+      <w:pPr>
+        <w:pStyle w:val="ListBullet"/>
+      </w:pPr>
+      <w:r>
+        <w:rPr>
+          <w:rFonts w:ascii="Calibri" w:hAnsi="Calibri"/>
+          <w:b w:val="0"/>
+          <w:color w:val="2B2B2B"/>
+          <w:sz w:val="22"/>
+        </w:rPr>
+        <w:t>Retener si dicen «generalizable» al pasar por la lámina 8. Es la palabra que abre la reserva 15 y contradice su propia lámina 5.</w:t>
+      </w:r>
+    </w:p>
+    <w:p>
+      <w:pPr>
+        <w:pStyle w:val="ListBullet"/>
+      </w:pPr>
+      <w:r>
+        <w:rPr>
+          <w:rFonts w:ascii="Calibri" w:hAnsi="Calibri"/>
+          <w:b w:val="0"/>
+          <w:color w:val="2B2B2B"/>
+          <w:sz w:val="22"/>
+        </w:rPr>
+        <w:t>Si en las láminas 25 a 28 aparece cualquier tabla con metas o indicadores, la pregunta 3 queda contestada y el turno pasa a la reserva 12 (los anexos que no están en el PDF).</w:t>
+      </w:r>
+    </w:p>
+    <w:p>
+      <w:pPr>
+        <w:pStyle w:val="ListBullet"/>
+      </w:pPr>
+      <w:r>
+        <w:rPr>
+          <w:rFonts w:ascii="Calibri" w:hAnsi="Calibri"/>
+          <w:b w:val="0"/>
+          <w:color w:val="2B2B2B"/>
+          <w:sz w:val="22"/>
+        </w:rPr>
+        <w:t>Contar quién expone cada bloque. La parte estadística (8, 14, 15, 23, 24) y la parte de producto (25 a 28) son las dos mitades naturales del reparto entre los dos integrantes; si una sola persona sostiene las dos, la condicional de dominio individual de la §7 aplica.</w:t>
+      </w:r>
+    </w:p>
+    <w:p>
+      <w:pPr>
+        <w:pStyle w:val="ListBullet"/>
+      </w:pPr>
+      <w:r>
+        <w:rPr>
+          <w:rFonts w:ascii="Calibri" w:hAnsi="Calibri"/>
+          <w:b w:val="0"/>
+          <w:color w:val="2B2B2B"/>
+          <w:sz w:val="22"/>
+        </w:rPr>
+        <w:t>Si dicen «relación causa y efecto» leyendo la lámina 15, es la premisa literal para el reparo de causalidad (§4, punto 5) sin necesidad de citar la p. 99.</w:t>
       </w:r>
     </w:p>
     <w:p>
@@ -1399,18 +2229,32 @@
           <w:color w:val="007433"/>
           <w:sz w:val="32"/>
         </w:rPr>
-        <w:t>🎯 Las 3 que sí voy a preguntar</w:t>
+        <w:t>6. PREGUNTAS ANTES de escuchar la sustentación</w:t>
       </w:r>
     </w:p>
     <w:p>
+      <w:pPr>
+        <w:spacing w:before="200" w:after="60"/>
+      </w:pPr>
       <w:r>
         <w:rPr>
           <w:rFonts w:ascii="Calibri" w:hAnsi="Calibri"/>
           <w:b/>
-          <w:color w:val="2B2B2B"/>
-          <w:sz w:val="22"/>
-        </w:rPr>
-        <w:t>1. Los dos modelos de regresión.</w:t>
+          <w:color w:val="007433"/>
+          <w:sz w:val="32"/>
+        </w:rPr>
+        <w:t>🎯 Las 3 que sí voy a preguntar</w:t>
+      </w:r>
+    </w:p>
+    <w:p>
+      <w:r>
+        <w:rPr>
+          <w:rFonts w:ascii="Calibri" w:hAnsi="Calibri"/>
+          <w:b/>
+          <w:color w:val="2B2B2B"/>
+          <w:sz w:val="22"/>
+        </w:rPr>
+        <w:t>1. El Pearson que está en la diapositiva y no en el trabajo.</w:t>
       </w:r>
     </w:p>
     <w:p>
@@ -1426,7 +2270,7 @@
           <w:color w:val="2B2B2B"/>
           <w:sz w:val="21"/>
         </w:rPr>
-        <w:t>«Su objetivo general es *determinar la incidencia*. En la página 98 el modelo OLS les da p = 0,000 y un beta de 0,5746, y en la 99 un R² de 0,076, y lo presentan como incidencia positiva probada. En la página 102, con los mismos mil registros, el modelo les da R² = 0,003 y p = 0,063, y ustedes mismos escriben que carece de significancia estadística. ¿Cuál de los dos responde el objetivo general, y qué cambió entre uno y otro?»</w:t>
+        <w:t>«En la página 82 dicen que contrastaron las preguntas 3 y 7 frente a la pregunta 10 con el coeficiente de Pearson. Sus diapositivas 23 y 24 lo traen resuelto: 0,159 y 0,189. Ninguno de esos dos valores aparece en las 140 páginas; la página 101 reporta un Spearman de 0,052. Díganme en qué página del trabajo escrito quedó ese Pearson. Si se calculó después de la entrega, díganlo con esas palabras.»</w:t>
       </w:r>
     </w:p>
     <w:p>
@@ -1440,7 +2284,7 @@
           <w:color w:val="2B2B2B"/>
           <w:sz w:val="22"/>
         </w:rPr>
-        <w:t>Por qué:</w:t>
+        <w:t>Sale de:</w:t>
       </w:r>
       <w:r>
         <w:rPr>
@@ -1449,7 +2293,61 @@
           <w:color w:val="2B2B2B"/>
           <w:sz w:val="22"/>
         </w:rPr>
-        <w:t xml:space="preserve"> pp. 98–99 frente a pp. 101–102; el resumen (p. 11) afirma incidencia significativa y la conclusión 3 (p. 134) no menciona la no significancia. Es el criterio de coherencia del documento en su punto exacto.</w:t>
+        <w:t xml:space="preserve"> enteramente de las </w:t>
+      </w:r>
+      <w:r>
+        <w:rPr>
+          <w:rFonts w:ascii="Calibri" w:hAnsi="Calibri"/>
+          <w:b/>
+          <w:color w:val="2B2B2B"/>
+          <w:sz w:val="22"/>
+        </w:rPr>
+        <w:t>diapositivas</w:t>
+      </w:r>
+      <w:r>
+        <w:rPr>
+          <w:rFonts w:ascii="Calibri" w:hAnsi="Calibri"/>
+          <w:b w:val="0"/>
+          <w:color w:val="2B2B2B"/>
+          <w:sz w:val="22"/>
+        </w:rPr>
+        <w:t xml:space="preserve">: las 23 y 24 traen las seis sumatorias y los dos coeficientes, y </w:t>
+      </w:r>
+      <w:r>
+        <w:rPr>
+          <w:rFonts w:ascii="Calibri" w:hAnsi="Calibri"/>
+          <w:b/>
+          <w:color w:val="2B2B2B"/>
+          <w:sz w:val="22"/>
+        </w:rPr>
+        <w:t>rehice los dos cálculos con esas mismas sumatorias —dan 0,159337 y 0,188602—</w:t>
+      </w:r>
+      <w:r>
+        <w:rPr>
+          <w:rFonts w:ascii="Calibri" w:hAnsi="Calibri"/>
+          <w:b w:val="0"/>
+          <w:color w:val="2B2B2B"/>
+          <w:sz w:val="22"/>
+        </w:rPr>
+        <w:t xml:space="preserve">, así que lo que proyectan está bien hecho. Del </w:t>
+      </w:r>
+      <w:r>
+        <w:rPr>
+          <w:rFonts w:ascii="Calibri" w:hAnsi="Calibri"/>
+          <w:b/>
+          <w:color w:val="2B2B2B"/>
+          <w:sz w:val="22"/>
+        </w:rPr>
+        <w:t>documento</w:t>
+      </w:r>
+      <w:r>
+        <w:rPr>
+          <w:rFonts w:ascii="Calibri" w:hAnsi="Calibri"/>
+          <w:b w:val="0"/>
+          <w:color w:val="2B2B2B"/>
+          <w:sz w:val="22"/>
+        </w:rPr>
+        <w:t xml:space="preserve"> sale el vacío: ni las sumatorias ni los coeficientes están en las 140 páginas, y «Pearson» aparece una sola vez, en la p. 82, anunciado y sin resultado. No se les reprocha el cálculo; se les pregunta por qué no entró al trabajo.</w:t>
       </w:r>
     </w:p>
     <w:p>
@@ -1463,7 +2361,7 @@
           <w:color w:val="2B2B2B"/>
           <w:sz w:val="22"/>
         </w:rPr>
-        <w:t>Qué la resuelve:</w:t>
+        <w:t>Por qué:</w:t>
       </w:r>
       <w:r>
         <w:rPr>
@@ -1472,7 +2370,7 @@
           <w:color w:val="2B2B2B"/>
           <w:sz w:val="22"/>
         </w:rPr>
-        <w:t xml:space="preserve"> que expliquen que las variables no son las mismas —el índice de adopción de la p. 94 incluye P10 (escala 0–10) y el de la p. 100 no—, que el modelo válido para el objetivo 3 es el de la p. 102 y que el hallazgo es precisamente que la gestión actual no explica la adopción; si además dicen que el resumen quedó mal redactado, la respuesta es completa.</w:t>
+        <w:t xml:space="preserve"> la p. 82 anuncia el cálculo —«se contrastó la facilidad de uso (P3) y la confianza en la privacidad (P7) frente a la Pregunta 10… se complementa con el cálculo del Coeficiente de Correlación de Pearson»— y el documento nunca lo reporta: «Pearson» aparece una sola vez en las 140 páginas, justo ahí y sin valores; 0,159 y 0,189 no aparecen nunca. En sentido inverso, ni «Spearman», ni 0,052, ni 0,003, ni 0,063, ni 0,076 figuran en ninguna de las 32 diapositivas. No es una objeción de método: la lámina y el documento no reportan el mismo estudio, y el guion normal de la sustentación no toca esa diferencia.</w:t>
       </w:r>
     </w:p>
     <w:p>
@@ -1486,7 +2384,7 @@
           <w:color w:val="2B2B2B"/>
           <w:sz w:val="22"/>
         </w:rPr>
-        <w:t>Qué la agrava:</w:t>
+        <w:t>Qué la resuelve:</w:t>
       </w:r>
       <w:r>
         <w:rPr>
@@ -1495,10 +2393,13 @@
           <w:color w:val="2B2B2B"/>
           <w:sz w:val="22"/>
         </w:rPr>
-        <w:t xml:space="preserve"> repetir «la relación es positiva y está probada» sin distinguir los dos modelos, o afirmar que un R² de 0,003 «también demuestra incidencia».</w:t>
+        <w:t xml:space="preserve"> que digan sin rodeos que ese Pearson se calculó después de la entrega y que lo que el trabajo reporta para el objetivo 3 es el Spearman de 0,052 (p. 101) y un modelo sin significancia (p. 102). Suma mucho si retoman lo que ellos mismos escribieron en la diapositiva 24: los resultados son positivos, pero débiles.</w:t>
       </w:r>
     </w:p>
     <w:p>
+      <w:pPr>
+        <w:pStyle w:val="ListBullet"/>
+      </w:pPr>
       <w:r>
         <w:rPr>
           <w:rFonts w:ascii="Calibri" w:hAnsi="Calibri"/>
@@ -1506,7 +2407,27 @@
           <w:color w:val="2B2B2B"/>
           <w:sz w:val="22"/>
         </w:rPr>
-        <w:t>2. La población y el 33 %.</w:t>
+        <w:t>Qué la agrava:</w:t>
+      </w:r>
+      <w:r>
+        <w:rPr>
+          <w:rFonts w:ascii="Calibri" w:hAnsi="Calibri"/>
+          <w:b w:val="0"/>
+          <w:color w:val="2B2B2B"/>
+          <w:sz w:val="22"/>
+        </w:rPr>
+        <w:t xml:space="preserve"> sostener que 0,159 y 0,189 están en el trabajo y no poder abrirlos en pantalla; usar Pearson y Spearman como si fueran el mismo coeficiente; o repetir la «incidencia directa, positiva y científicamente probada» de la p. 98 sin mencionar el p = 0,063 de la p. 102.</w:t>
+      </w:r>
+    </w:p>
+    <w:p>
+      <w:r>
+        <w:rPr>
+          <w:rFonts w:ascii="Calibri" w:hAnsi="Calibri"/>
+          <w:b/>
+          <w:color w:val="2B2B2B"/>
+          <w:sz w:val="22"/>
+        </w:rPr>
+        <w:t>2. Tres porcentajes que suman 100.</w:t>
       </w:r>
     </w:p>
     <w:p>
@@ -1522,7 +2443,7 @@
           <w:color w:val="2B2B2B"/>
           <w:sz w:val="21"/>
         </w:rPr>
-        <w:t>«Necesito entender el denominador: en la página 42 los mil usuarios del Nivel Central son el 33 % del total de la entidad; en la página 48 los mil registros son el 33 % de la población contactada; y en la página 74 hablan de "los 1.000 funcionarios del Nivel Central". ¿Cuántas personas trabajan en Nivel Central, a cuántas se les envió el formulario y cuántas respondieron?»</w:t>
+        <w:t>«En la página 107, la fila de Formación y comunicación de la Tabla 9 dice que a mayor antigüedad la percepción es más favorable, y da tres cifras de la pregunta 3: 55,75 %, 29,18 % y 15,07 %. Suman exactamente 100. Díganme qué mide ese porcentaje: ¿cuántos funcionarios hay en cada rango de antigüedad, o qué tan favorable respondió cada rango? Si es lo primero, díganlo con esas palabras.»</w:t>
       </w:r>
     </w:p>
     <w:p>
@@ -1536,7 +2457,7 @@
           <w:color w:val="2B2B2B"/>
           <w:sz w:val="22"/>
         </w:rPr>
-        <w:t>Por qué:</w:t>
+        <w:t>Sale de:</w:t>
       </w:r>
       <w:r>
         <w:rPr>
@@ -1545,7 +2466,43 @@
           <w:color w:val="2B2B2B"/>
           <w:sz w:val="22"/>
         </w:rPr>
-        <w:t xml:space="preserve"> pp. 42, 48 y 74 del documento, y diapositivas 7 y 10, que reproducen las dos versiones incompatibles. De ese número depende si hubo censo o muestra y si «muestreo aleatorio» (p. 42) describe lo que ocurrió.</w:t>
+        <w:t xml:space="preserve"> del </w:t>
+      </w:r>
+      <w:r>
+        <w:rPr>
+          <w:rFonts w:ascii="Calibri" w:hAnsi="Calibri"/>
+          <w:b/>
+          <w:color w:val="2B2B2B"/>
+          <w:sz w:val="22"/>
+        </w:rPr>
+        <w:t>documento</w:t>
+      </w:r>
+      <w:r>
+        <w:rPr>
+          <w:rFonts w:ascii="Calibri" w:hAnsi="Calibri"/>
+          <w:b w:val="0"/>
+          <w:color w:val="2B2B2B"/>
+          <w:sz w:val="22"/>
+        </w:rPr>
+        <w:t xml:space="preserve">, la fila de la Tabla 9 (p. 107) y su aritmética: 55,75 + 29,18 + 15,07 = 100,00 exacto. De las </w:t>
+      </w:r>
+      <w:r>
+        <w:rPr>
+          <w:rFonts w:ascii="Calibri" w:hAnsi="Calibri"/>
+          <w:b/>
+          <w:color w:val="2B2B2B"/>
+          <w:sz w:val="22"/>
+        </w:rPr>
+        <w:t>diapositivas</w:t>
+      </w:r>
+      <w:r>
+        <w:rPr>
+          <w:rFonts w:ascii="Calibri" w:hAnsi="Calibri"/>
+          <w:b w:val="0"/>
+          <w:color w:val="2B2B2B"/>
+          <w:sz w:val="22"/>
+        </w:rPr>
+        <w:t>, la salida honesta: la 13 proyecta el dato correcto de la p. 96 y la 22 concluye que la antigüedad «no genera diferencias significativas». El mazo ya contradice esa fila; solo hay que hacérselo notar, y por eso la pregunta no es una trampa sino una corrección que pueden firmar.</w:t>
       </w:r>
     </w:p>
     <w:p>
@@ -1559,7 +2516,7 @@
           <w:color w:val="2B2B2B"/>
           <w:sz w:val="22"/>
         </w:rPr>
-        <w:t>Qué la resuelve:</w:t>
+        <w:t>Por qué:</w:t>
       </w:r>
       <w:r>
         <w:rPr>
@@ -1568,7 +2525,7 @@
           <w:color w:val="2B2B2B"/>
           <w:sz w:val="22"/>
         </w:rPr>
-        <w:t xml:space="preserve"> dar los tres números (población, invitaciones enviadas, respuestas válidas) y decir con naturalidad si fue censo con alta respuesta o muestra autoseleccionada; a este nivel una muestra autoseleccionada bien declarada no es un defecto.</w:t>
+        <w:t xml:space="preserve"> p. 107, fila «I + III. Formación y comunicación». Las tres cifras de P3 (55,75 + 29,18 + 15,07) y las tres de P7 (57,08 + 28,99 + 13,93) suman 100,00 cada trío: es una distribución de respondientes por antigüedad, no un nivel de percepción favorable por grupo. Y la fila la lee como gradiente de percepción. Es aritmética, no interpretación, y es la fila que justifica las Líneas I y III.</w:t>
       </w:r>
     </w:p>
     <w:p>
@@ -1582,7 +2539,7 @@
           <w:color w:val="2B2B2B"/>
           <w:sz w:val="22"/>
         </w:rPr>
-        <w:t>Qué la agrava:</w:t>
+        <w:t>Qué la resuelve:</w:t>
       </w:r>
       <w:r>
         <w:rPr>
@@ -1591,10 +2548,31 @@
           <w:color w:val="2B2B2B"/>
           <w:sz w:val="22"/>
         </w:rPr>
-        <w:t xml:space="preserve"> sostener que 1.000 es a la vez la población y el 33 % de ella, o refugiarse en «mil registros garantizan la representatividad» (pp. 79–80) sin dar el marco poblacional.</w:t>
+        <w:t xml:space="preserve"> reconocer que son la distribución de la muestra por antigüedad y que la frase de la fila no se sostiene con esa cifra; mejor aún si citan el dato correcto de la p. 96, donde la percepción de Gestión </w:t>
+      </w:r>
+      <w:r>
+        <w:rPr>
+          <w:rFonts w:ascii="Calibri" w:hAnsi="Calibri"/>
+          <w:b/>
+          <w:color w:val="2B2B2B"/>
+          <w:sz w:val="22"/>
+        </w:rPr>
+        <w:t>baja</w:t>
+      </w:r>
+      <w:r>
+        <w:rPr>
+          <w:rFonts w:ascii="Calibri" w:hAnsi="Calibri"/>
+          <w:b w:val="0"/>
+          <w:color w:val="2B2B2B"/>
+          <w:sz w:val="22"/>
+        </w:rPr>
+        <w:t xml:space="preserve"> con la antigüedad (3,80 en menos de un año frente a 3,59 en más de tres) y la Adopción se mantiene estable entre 3,91 y 3,92.</w:t>
       </w:r>
     </w:p>
     <w:p>
+      <w:pPr>
+        <w:pStyle w:val="ListBullet"/>
+      </w:pPr>
       <w:r>
         <w:rPr>
           <w:rFonts w:ascii="Calibri" w:hAnsi="Calibri"/>
@@ -1602,7 +2580,27 @@
           <w:color w:val="2B2B2B"/>
           <w:sz w:val="22"/>
         </w:rPr>
-        <w:t>3. La lógica del producto frente a su propio hallazgo.</w:t>
+        <w:t>Qué la agrava:</w:t>
+      </w:r>
+      <w:r>
+        <w:rPr>
+          <w:rFonts w:ascii="Calibri" w:hAnsi="Calibri"/>
+          <w:b w:val="0"/>
+          <w:color w:val="2B2B2B"/>
+          <w:sz w:val="22"/>
+        </w:rPr>
+        <w:t xml:space="preserve"> afirmar que son percepción favorable por grupo sin explicar por qué suman 100; o sostener que a más antigüedad hay mejor percepción, que es exactamente lo contrario de lo que dice su p. 96.</w:t>
+      </w:r>
+    </w:p>
+    <w:p>
+      <w:r>
+        <w:rPr>
+          <w:rFonts w:ascii="Calibri" w:hAnsi="Calibri"/>
+          <w:b/>
+          <w:color w:val="2B2B2B"/>
+          <w:sz w:val="22"/>
+        </w:rPr>
+        <w:t>3. La tabla de indicadores que la Línea I nunca presentó.</w:t>
       </w:r>
     </w:p>
     <w:p>
@@ -1618,7 +2616,7 @@
           <w:color w:val="2B2B2B"/>
           <w:sz w:val="21"/>
         </w:rPr>
-        <w:t>«En la página 102 la capacitación es la variable de impacto casi nulo, con beta de 0,008, y en la página 101 ustedes concluyen que la gente usa los sistemas por obligatoriedad y no por la gestión. Su Línea I apuesta justamente por más capacitación, con laboratorios de simulación. ¿Por qué esa apuesta, y con qué indicador sabrían en 2027 que funcionó?»</w:t>
+        <w:t>«La página 116 anuncia, para la Línea I, indicadores de cobertura, desarrollo y resultado, y enseguida arranca el apartado 11.4 sin ninguna tabla. Las Líneas II y III sí tienen la suya, Tabla 10 en la 119 y Tabla 11 en la 126. Nómbrenme el indicador de cobertura de los laboratorios de simulación. Si esa tabla no quedó en el documento, díganlo con esas palabras.»</w:t>
       </w:r>
     </w:p>
     <w:p>
@@ -1632,7 +2630,7 @@
           <w:color w:val="2B2B2B"/>
           <w:sz w:val="22"/>
         </w:rPr>
-        <w:t>Por qué:</w:t>
+        <w:t>Sale de:</w:t>
       </w:r>
       <w:r>
         <w:rPr>
@@ -1641,7 +2639,43 @@
           <w:color w:val="2B2B2B"/>
           <w:sz w:val="22"/>
         </w:rPr>
-        <w:t xml:space="preserve"> p. 102 (β capacitación = 0,008), p. 101 (obligatoriedad como explicación) frente a las pp. 112–116 de la Línea I, que además anuncia indicadores y no los presenta en tabla (p. 116), mientras las Líneas II y III sí los tienen (Tablas 10 y 11).</w:t>
+        <w:t xml:space="preserve"> del </w:t>
+      </w:r>
+      <w:r>
+        <w:rPr>
+          <w:rFonts w:ascii="Calibri" w:hAnsi="Calibri"/>
+          <w:b/>
+          <w:color w:val="2B2B2B"/>
+          <w:sz w:val="22"/>
+        </w:rPr>
+        <w:t>documento</w:t>
+      </w:r>
+      <w:r>
+        <w:rPr>
+          <w:rFonts w:ascii="Calibri" w:hAnsi="Calibri"/>
+          <w:b w:val="0"/>
+          <w:color w:val="2B2B2B"/>
+          <w:sz w:val="22"/>
+        </w:rPr>
+        <w:t xml:space="preserve"> el hueco —la p. 116 anuncia los indicadores y acto seguido abre 11.4 sin tabla— y de las </w:t>
+      </w:r>
+      <w:r>
+        <w:rPr>
+          <w:rFonts w:ascii="Calibri" w:hAnsi="Calibri"/>
+          <w:b/>
+          <w:color w:val="2B2B2B"/>
+          <w:sz w:val="22"/>
+        </w:rPr>
+        <w:t>diapositivas por omisión</w:t>
+      </w:r>
+      <w:r>
+        <w:rPr>
+          <w:rFonts w:ascii="Calibri" w:hAnsi="Calibri"/>
+          <w:b w:val="0"/>
+          <w:color w:val="2B2B2B"/>
+          <w:sz w:val="22"/>
+        </w:rPr>
+        <w:t>: las cuatro del producto, 25 a 28, son rótulo e imagen, y la palabra «indicador» aparece una sola vez en las 32 diapositivas, en la recomendación 2 de la 30. El mazo no agrava ni resuelve: deja la pregunta exactamente donde el documento la dejó.</w:t>
       </w:r>
     </w:p>
     <w:p>
@@ -1655,7 +2689,7 @@
           <w:color w:val="2B2B2B"/>
           <w:sz w:val="22"/>
         </w:rPr>
-        <w:t>Qué la resuelve:</w:t>
+        <w:t>Por qué:</w:t>
       </w:r>
       <w:r>
         <w:rPr>
@@ -1664,7 +2698,7 @@
           <w:color w:val="2B2B2B"/>
           <w:sz w:val="22"/>
         </w:rPr>
-        <w:t xml:space="preserve"> distinguir que el 64,5 % de insatisfacción con la capacitación (p. 88) es un problema real de percepción y de riesgo operativo aunque no explique la varianza de la adopción, y nombrar un indicador concreto y medible de la Línea I con línea base (el 64,5 % del P6 sirve como línea base).</w:t>
+        <w:t xml:space="preserve"> la p. 116 escribe «se proponen indicadores que permitan observar su cobertura, desarrollo y resultado» y acto seguido abre 11.4, sin tabla. Las Líneas II y III conservan la suya bajo la misma condición de no implementación (Tabla 10, p. 119; Tabla 11, pp. 126–127), así que el «no lo implementamos» no explica la ausencia: explica que no haya valores observados, no que no haya indicadores. La Línea I es justo la apuesta por capacitación, la mitad calificable del producto.</w:t>
       </w:r>
     </w:p>
     <w:p>
@@ -1678,6 +2712,29 @@
           <w:color w:val="2B2B2B"/>
           <w:sz w:val="22"/>
         </w:rPr>
+        <w:t>Qué la resuelve:</w:t>
+      </w:r>
+      <w:r>
+        <w:rPr>
+          <w:rFonts w:ascii="Calibri" w:hAnsi="Calibri"/>
+          <w:b w:val="0"/>
+          <w:color w:val="2B2B2B"/>
+          <w:sz w:val="22"/>
+        </w:rPr>
+        <w:t xml:space="preserve"> enunciar en voz alta el indicador de cobertura de los laboratorios —quiénes son la población objetivo y cómo se contaría—, o reconocer que esa tabla no quedó en el documento. Si además ofrecen línea base, el 64,5 % de respuestas en zona media-baja de P6 (p. 88) es la que ya tienen.</w:t>
+      </w:r>
+    </w:p>
+    <w:p>
+      <w:pPr>
+        <w:pStyle w:val="ListBullet"/>
+      </w:pPr>
+      <w:r>
+        <w:rPr>
+          <w:rFonts w:ascii="Calibri" w:hAnsi="Calibri"/>
+          <w:b/>
+          <w:color w:val="2B2B2B"/>
+          <w:sz w:val="22"/>
+        </w:rPr>
         <w:t>Qué la agrava:</w:t>
       </w:r>
       <w:r>
@@ -1687,7 +2744,7 @@
           <w:color w:val="2B2B2B"/>
           <w:sz w:val="22"/>
         </w:rPr>
-        <w:t xml:space="preserve"> justificar la línea solo con «la capacitación es el eslabón más débil» sin conectar con el hallazgo estadístico, o no tener ningún indicador para la Línea I.</w:t>
+        <w:t xml:space="preserve"> decir que la Tabla 10 cubre también la Línea I —sus cinco indicadores miden acompañamiento y está dentro de 11.4—; o improvisar un indicador que contradiga lo que la p. 116 declara sobre indicadores sin valores observados.</w:t>
       </w:r>
     </w:p>
     <w:p>
@@ -1701,7 +2758,7 @@
           <w:color w:val="007433"/>
           <w:sz w:val="32"/>
         </w:rPr>
-        <w:t>Banco de reserva</w:t>
+        <w:t>Lo que se leyó en la sala el 18/08 — para cotejar con la hoja escrita a mano</w:t>
       </w:r>
     </w:p>
     <w:p>
@@ -1715,7 +2772,25 @@
           <w:color w:val="2B2B2B"/>
           <w:sz w:val="22"/>
         </w:rPr>
-        <w:t>Página 99: «la línea de regresión muestra la relación de causa y efecto». Con un diseño transversal, descriptivo–correlacional (p. 37), ¿qué evidencia de causalidad tienen?</w:t>
+        <w:t xml:space="preserve">«Su objetivo general es </w:t>
+      </w:r>
+      <w:r>
+        <w:rPr>
+          <w:rFonts w:ascii="Calibri" w:hAnsi="Calibri"/>
+          <w:i/>
+          <w:color w:val="2B2B2B"/>
+          <w:sz w:val="22"/>
+        </w:rPr>
+        <w:t>determinar la incidencia</w:t>
+      </w:r>
+      <w:r>
+        <w:rPr>
+          <w:rFonts w:ascii="Calibri" w:hAnsi="Calibri"/>
+          <w:b w:val="0"/>
+          <w:color w:val="2B2B2B"/>
+          <w:sz w:val="22"/>
+        </w:rPr>
+        <w:t>. En la página 98 el modelo OLS les da p = 0,000 y un beta de 0,5746, y en la 99 un R² de 0,076, y lo presentan como incidencia positiva probada. En la página 102, con los mismos mil registros, el modelo les da R² = 0,003 y p = 0,063, y ustedes mismos escriben que carece de significancia estadística. ¿Cuál de los dos responde el objetivo general, y qué cambió entre uno y otro?»</w:t>
       </w:r>
     </w:p>
     <w:p>
@@ -1729,7 +2804,7 @@
           <w:color w:val="2B2B2B"/>
           <w:sz w:val="22"/>
         </w:rPr>
-        <w:t>El alfa de 0,924 se calculó con 30 funcionarios de la Unidad de Seguridad (pp. 75–77) y se presenta en las pp. 101 y 103 como aval de los cálculos sobre los 1.000 registros. ¿Recalcularon la consistencia interna con la base final?</w:t>
+        <w:t>«Necesito entender el denominador: en la página 42 los mil usuarios del Nivel Central son el 33 % del total de la entidad; en la página 48 los mil registros son el 33 % de la población contactada; y en la página 74 hablan de "los 1.000 funcionarios del Nivel Central". ¿Cuántas personas trabajan en Nivel Central, a cuántas se les envió el formulario y cuántas respondieron?»</w:t>
       </w:r>
     </w:p>
     <w:p>
@@ -1743,7 +2818,46 @@
           <w:color w:val="2B2B2B"/>
           <w:sz w:val="22"/>
         </w:rPr>
-        <w:t>IND_CAPAC e IND_ACOMP se construyen con un solo ítem cada uno (p. 100). ¿Qué tan lejos se puede llegar midiendo una dimensión con una sola pregunta?</w:t>
+        <w:t>«En la página 102 la capacitación es la variable de impacto casi nulo, con beta de 0,008, y en la página 101 ustedes concluyen que la gente usa los sistemas por obligatoriedad y no por la gestión. Su Línea I apuesta justamente por más capacitación, con laboratorios de simulación. ¿Por qué esa apuesta, y con qué indicador sabrían en 2027 que funcionó?»</w:t>
+      </w:r>
+    </w:p>
+    <w:p>
+      <w:pPr>
+        <w:spacing w:before="200" w:after="60"/>
+      </w:pPr>
+      <w:r>
+        <w:rPr>
+          <w:rFonts w:ascii="Calibri" w:hAnsi="Calibri"/>
+          <w:b/>
+          <w:color w:val="007433"/>
+          <w:sz w:val="32"/>
+        </w:rPr>
+        <w:t>Banco de reserva</w:t>
+      </w:r>
+    </w:p>
+    <w:p>
+      <w:r>
+        <w:rPr>
+          <w:rFonts w:ascii="Calibri" w:hAnsi="Calibri"/>
+          <w:b w:val="0"/>
+          <w:color w:val="2B2B2B"/>
+          <w:sz w:val="22"/>
+        </w:rPr>
+        <w:t>Los números no se cambian: la §7 y la §8.1 citan estas reservas por número. Lo que sigue es el mismo banco, separado según de dónde salga la evidencia.</w:t>
+      </w:r>
+    </w:p>
+    <w:p>
+      <w:pPr>
+        <w:spacing w:before="140" w:after="60"/>
+      </w:pPr>
+      <w:r>
+        <w:rPr>
+          <w:rFonts w:ascii="Calibri" w:hAnsi="Calibri"/>
+          <w:b/>
+          <w:color w:val="0C2340"/>
+          <w:sz w:val="27"/>
+        </w:rPr>
+        <w:t>Del documento</w:t>
       </w:r>
     </w:p>
     <w:p>
@@ -1757,7 +2871,7 @@
           <w:color w:val="2B2B2B"/>
           <w:sz w:val="22"/>
         </w:rPr>
-        <w:t>Los porcentajes de la Tabla 8 —80 % en Semana de la Seguridad, 90 % en Mes de la Ciber, 100 % en circulares (pp. 86–87)— ¿de qué registro salen?</w:t>
+        <w:t>En la p. 70 escriben que los resultados correlacionales se usan «sin atribuir a dichas relaciones un carácter causal», y en la p. 99 y en la diapositiva 15 que la línea de regresión muestra la relación de causa y efecto. ¿Con cuál de las dos frases se queda el documento final?</w:t>
       </w:r>
     </w:p>
     <w:p>
@@ -1771,7 +2885,7 @@
           <w:color w:val="2B2B2B"/>
           <w:sz w:val="22"/>
         </w:rPr>
-        <w:t>La diapositiva 11 incluye una séptima estrategia, «Transferencia de conocimiento», con «100 % del personal operativo y 80 % de los funcionarios de las diferentes sedes», que no es una de las seis filas de la Tabla 8 (pp. 85–87) aunque el texto la nombre de paso en la p. 88. ¿De dónde salen esos dos porcentajes y por qué no entró en la tabla del objetivo 1?</w:t>
+        <w:t>El Índice de Adopción de la p. 94 es (P4+P3+P5+P7+P10)/5 y promedia cuatro ítems Likert 1–5 con uno de escala 0–10; en la p. 100, IND.ADOP.TEC se arma solo con P3, P4, P5 y P7. ¿Cuál de los dos es el válido, según el principio de escalas que ustedes escriben en la p. 70?</w:t>
       </w:r>
     </w:p>
     <w:p>
@@ -1785,7 +2899,7 @@
           <w:color w:val="2B2B2B"/>
           <w:sz w:val="22"/>
         </w:rPr>
-        <w:t>La observación directa del entorno se declara como técnica y como validación de usabilidad (pp. 80–81). ¿Dónde quedó registrada y qué aportó que la encuesta no diera?</w:t>
+        <w:t>En la p. 90 las preguntas 4 y 5 son «estrategias de acompañamiento» —lado independiente—, y en la p. 100 la 4 entra en IND_FUNC_UTIL y la 5 en IND_CONF_ETIC, las dos del lado de la Adopción, que es la variable dependiente. ¿De qué lado del modelo están P4 y P5?</w:t>
       </w:r>
     </w:p>
     <w:p>
@@ -1799,7 +2913,7 @@
           <w:color w:val="2B2B2B"/>
           <w:sz w:val="22"/>
         </w:rPr>
-        <w:t>La mesa interdisciplinaria de nueve expertos valoró favorablemente la estrategia (p. 108). ¿Con qué instrumento se recogió esa valoración y quedó acta?</w:t>
+        <w:t>IND_CAPAC e IND_ACOMP se construyen con un solo ítem cada uno (P6 y P8, p. 100). ¿Qué tan lejos se puede llegar midiendo una dimensión con una sola pregunta?</w:t>
       </w:r>
     </w:p>
     <w:p>
@@ -1813,7 +2927,183 @@
           <w:color w:val="2B2B2B"/>
           <w:sz w:val="22"/>
         </w:rPr>
+        <w:t>El alfa de 0,924 se calculó con 30 funcionarios de la Unidad de Seguridad (p. 75) y se presenta en las pp. 101 y 103 como aval de los cálculos sobre los 1.000 registros. ¿Recalcularon la consistencia interna con la base final? Si no, díganlo con esas palabras.</w:t>
+      </w:r>
+    </w:p>
+    <w:p>
+      <w:pPr>
+        <w:pStyle w:val="ListNumber"/>
+      </w:pPr>
+      <w:r>
+        <w:rPr>
+          <w:rFonts w:ascii="Calibri" w:hAnsi="Calibri"/>
+          <w:b w:val="0"/>
+          <w:color w:val="2B2B2B"/>
+          <w:sz w:val="22"/>
+        </w:rPr>
+        <w:t>La Tabla 6 (p. 77) describe que «para cada uno de los 30 funcionarios se calcula la varianza de las respuestas 1 a la 9 y se suman», y reporta 19,827. Esa es la suma de varianzas por respondiente, no la varianza de los puntajes totales, que con los datos de la Tabla 5 (p. 76) da 18,716 y un alfa de 0,912. ¿Qué denominador usaron?</w:t>
+      </w:r>
+    </w:p>
+    <w:p>
+      <w:pPr>
+        <w:pStyle w:val="ListNumber"/>
+      </w:pPr>
+      <w:r>
+        <w:rPr>
+          <w:rFonts w:ascii="Calibri" w:hAnsi="Calibri"/>
+          <w:b w:val="0"/>
+          <w:color w:val="2B2B2B"/>
+          <w:sz w:val="22"/>
+        </w:rPr>
+        <w:t>La p. 25 declara como limitación que los hallazgos no podrán generalizarse de manera absoluta, y las pp. 79–80 afirman un margen de error reducido y un nivel de confianza elevado. Díganme los tres números que eso exige: nivel de confianza, margen de error y marco poblacional.</w:t>
+      </w:r>
+    </w:p>
+    <w:p>
+      <w:pPr>
+        <w:pStyle w:val="ListNumber"/>
+      </w:pPr>
+      <w:r>
+        <w:rPr>
+          <w:rFonts w:ascii="Calibri" w:hAnsi="Calibri"/>
+          <w:b w:val="0"/>
+          <w:color w:val="2B2B2B"/>
+          <w:sz w:val="22"/>
+        </w:rPr>
+        <w:t>Los porcentajes de «Población impactada» de la Tabla 8 —100 % en Socialización SSE, 80 % en Semana de la Seguridad y 90 % en Mes de la Ciber, los tres en la p. 86, y «Cumplimiento de ANS sobre un 70%» en la p. 87— ¿de qué registro salen?</w:t>
+      </w:r>
+    </w:p>
+    <w:p>
+      <w:pPr>
+        <w:pStyle w:val="ListNumber"/>
+      </w:pPr>
+      <w:r>
+        <w:rPr>
+          <w:rFonts w:ascii="Calibri" w:hAnsi="Calibri"/>
+          <w:b w:val="0"/>
+          <w:color w:val="2B2B2B"/>
+          <w:sz w:val="22"/>
+        </w:rPr>
+        <w:t>En el PDF no hay anexos: la única mención de «Anexo» es la evidencia documental de la Tabla 8 (p. 87). ¿Existen el cuestionario aplicado, el acta o instrumento de la mesa de los nueve expertos (p. 108) y el registro de la observación directa (pp. 39, 80–81)? Si existen y quedaron fuera, díganlo.</w:t>
+      </w:r>
+    </w:p>
+    <w:p>
+      <w:pPr>
+        <w:pStyle w:val="ListNumber"/>
+      </w:pPr>
+      <w:r>
+        <w:rPr>
+          <w:rFonts w:ascii="Calibri" w:hAnsi="Calibri"/>
+          <w:b w:val="0"/>
+          <w:color w:val="2B2B2B"/>
+          <w:sz w:val="22"/>
+        </w:rPr>
         <w:t>La entidad aparece anonimizada como «XXXXXX» (p. 85) y los datos están en un SharePoint institucional restringido (p. 58). ¿Con qué autorización se usaron para el trabajo académico?</w:t>
+      </w:r>
+    </w:p>
+    <w:p>
+      <w:pPr>
+        <w:spacing w:before="140" w:after="60"/>
+      </w:pPr>
+      <w:r>
+        <w:rPr>
+          <w:rFonts w:ascii="Calibri" w:hAnsi="Calibri"/>
+          <w:b/>
+          <w:color w:val="0C2340"/>
+          <w:sz w:val="27"/>
+        </w:rPr>
+        <w:t>De las diapositivas</w:t>
+      </w:r>
+    </w:p>
+    <w:p>
+      <w:pPr>
+        <w:pStyle w:val="ListNumber"/>
+      </w:pPr>
+      <w:r>
+        <w:rPr>
+          <w:rFonts w:ascii="Calibri" w:hAnsi="Calibri"/>
+          <w:b/>
+          <w:color w:val="2B2B2B"/>
+          <w:sz w:val="22"/>
+        </w:rPr>
+        <w:t>Las seis sumatorias de la diapositiva 23.</w:t>
+      </w:r>
+      <w:r>
+        <w:rPr>
+          <w:rFonts w:ascii="Calibri" w:hAnsi="Calibri"/>
+          <w:b w:val="0"/>
+          <w:color w:val="2B2B2B"/>
+          <w:sz w:val="22"/>
+        </w:rPr>
+        <w:t xml:space="preserve"> Σx = 4034 (P3) y 3029 (P7), Σy = 7699, Σx² = 16860 y 10327, Σy² = 61063, Σxy = 31221 y 23591: ninguna está en las 140 páginas, y de ellas se deducen tres medias que el documento nunca publica —P3 = 4,03, P7 = 3,03 y P10 = 7,70 sobre 10—. ¿De qué extracción de la base salieron y por qué no entraron al trabajo? El 3,03 en confianza sobre el tratamiento de datos es el valor más bajo del instrumento y es un hallazgo, no un detalle.</w:t>
+      </w:r>
+    </w:p>
+    <w:p>
+      <w:pPr>
+        <w:pStyle w:val="ListNumber"/>
+      </w:pPr>
+      <w:r>
+        <w:rPr>
+          <w:rFonts w:ascii="Calibri" w:hAnsi="Calibri"/>
+          <w:b/>
+          <w:color w:val="2B2B2B"/>
+          <w:sz w:val="22"/>
+        </w:rPr>
+        <w:t>La diapositiva 8 dice que el alfa de 0,924 hace los resultados «generalizables y técnicamente válidos para la toma de decisiones estratégicas», y la diapositiva 5 dice que no pueden generalizarse de forma absoluta.</w:t>
+      </w:r>
+      <w:r>
+        <w:rPr>
+          <w:rFonts w:ascii="Calibri" w:hAnsi="Calibri"/>
+          <w:b w:val="0"/>
+          <w:color w:val="2B2B2B"/>
+          <w:sz w:val="22"/>
+        </w:rPr>
+        <w:t xml:space="preserve"> ¿Cuál de las dos se sostiene? El alfa mide consistencia interna del instrumento; ¿qué mide entonces la representatividad de los 1.000 registros?</w:t>
+      </w:r>
+    </w:p>
+    <w:p>
+      <w:pPr>
+        <w:pStyle w:val="ListNumber"/>
+      </w:pPr>
+      <w:r>
+        <w:rPr>
+          <w:rFonts w:ascii="Calibri" w:hAnsi="Calibri"/>
+          <w:b/>
+          <w:color w:val="2B2B2B"/>
+          <w:sz w:val="22"/>
+        </w:rPr>
+        <w:t>La diapositiva 15 proyecta 0,5743 y la p. 98 escribe 0.5746.</w:t>
+      </w:r>
+      <w:r>
+        <w:rPr>
+          <w:rFonts w:ascii="Calibri" w:hAnsi="Calibri"/>
+          <w:b w:val="0"/>
+          <w:color w:val="2B2B2B"/>
+          <w:sz w:val="22"/>
+        </w:rPr>
+        <w:t xml:space="preserve"> ¿Cuál es el coeficiente del modelo, y de qué corrida sale cada uno?</w:t>
+      </w:r>
+    </w:p>
+    <w:p>
+      <w:pPr>
+        <w:pStyle w:val="ListNumber"/>
+      </w:pPr>
+      <w:r>
+        <w:rPr>
+          <w:rFonts w:ascii="Calibri" w:hAnsi="Calibri"/>
+          <w:b/>
+          <w:color w:val="2B2B2B"/>
+          <w:sz w:val="22"/>
+        </w:rPr>
+        <w:t>El diagrama de índices de la diapositiva 12 y el de la 16 son el mismo, bajo el rótulo del objetivo 2 y del objetivo 3 respectivamente.</w:t>
+      </w:r>
+      <w:r>
+        <w:rPr>
+          <w:rFonts w:ascii="Calibri" w:hAnsi="Calibri"/>
+          <w:b w:val="0"/>
+          <w:color w:val="2B2B2B"/>
+          <w:sz w:val="22"/>
+        </w:rPr>
+        <w:t xml:space="preserve"> ¿Qué distingue el análisis de un objetivo del del otro, si el insumo proyectado es idéntico?</w:t>
       </w:r>
     </w:p>
     <w:p>
@@ -1827,7 +3117,7 @@
           <w:color w:val="007433"/>
           <w:sz w:val="32"/>
         </w:rPr>
-        <w:t>6. PREGUNTAS DESPUÉS — condicionales, para marcar en caliente</w:t>
+        <w:t>7. PREGUNTAS DESPUÉS — condicionales, para marcar en caliente</w:t>
       </w:r>
     </w:p>
     <w:p>
@@ -1868,7 +3158,7 @@
           <w:color w:val="2B2B2B"/>
           <w:sz w:val="22"/>
         </w:rPr>
-        <w:t xml:space="preserve"> preguntar directamente por la p. 102 y por qué esa lámina no está en la exposición. Es la pregunta 1 con más filo, porque revela una decisión de qué mostrar.</w:t>
+        <w:t xml:space="preserve"> preguntar directamente por la p. 102 y por qué esa lámina no está en la exposición. Es la de los dos modelos (la 1 del 18/08) con más filo, porque revela una decisión de qué mostrar; y es la puerta natural a la pregunta 1 de hoy, el Pearson de las diapositivas 23 y 24.</w:t>
       </w:r>
     </w:p>
     <w:p>
@@ -1891,7 +3181,25 @@
           <w:color w:val="2B2B2B"/>
           <w:sz w:val="22"/>
         </w:rPr>
-        <w:t xml:space="preserve"> subir el nivel: «entonces, ¿su respuesta a la pregunta de investigación es que la gestión del cambio *no* incide de forma significativa en la adopción en esta entidad? ¿Cómo se sostiene el título con eso?». Si contestan bien, es un grupo de nota alta.</w:t>
+        <w:t xml:space="preserve"> subir el nivel: «entonces, ¿su respuesta a la pregunta de investigación es que la gestión del cambio </w:t>
+      </w:r>
+      <w:r>
+        <w:rPr>
+          <w:rFonts w:ascii="Calibri" w:hAnsi="Calibri"/>
+          <w:i/>
+          <w:color w:val="2B2B2B"/>
+          <w:sz w:val="22"/>
+        </w:rPr>
+        <w:t>no</w:t>
+      </w:r>
+      <w:r>
+        <w:rPr>
+          <w:rFonts w:ascii="Calibri" w:hAnsi="Calibri"/>
+          <w:b w:val="0"/>
+          <w:color w:val="2B2B2B"/>
+          <w:sz w:val="22"/>
+        </w:rPr>
+        <w:t xml:space="preserve"> incide de forma significativa en la adopción en esta entidad? ¿Cómo se sostiene el título con eso?». Si contestan bien, es un grupo de nota alta.</w:t>
       </w:r>
     </w:p>
     <w:p>
@@ -1914,7 +3222,7 @@
           <w:color w:val="2B2B2B"/>
           <w:sz w:val="22"/>
         </w:rPr>
-        <w:t xml:space="preserve"> entrar con la pregunta 2 pidiendo los tres números, no la discusión conceptual.</w:t>
+        <w:t xml:space="preserve"> entrar con la del denominador (la 2 del 18/08) pidiendo los tres números, no la discusión conceptual.</w:t>
       </w:r>
     </w:p>
     <w:p>
@@ -2047,7 +3355,25 @@
           <w:color w:val="2B2B2B"/>
           <w:sz w:val="22"/>
         </w:rPr>
-        <w:t xml:space="preserve"> pedir cómo se ve ese modelo dentro del instrumento: qué pregunta mide qué etapa de ADKAR. La matriz de operacionalización (pp. 53–54) les da con qué responder.</w:t>
+        <w:t xml:space="preserve"> pedir cómo se ve ese modelo dentro del instrumento: qué pregunta mide qué etapa de ADKAR. Ojo, aquí no hay red: la matriz de operacionalización (Tabla 1, pp. 53–54) </w:t>
+      </w:r>
+      <w:r>
+        <w:rPr>
+          <w:rFonts w:ascii="Calibri" w:hAnsi="Calibri"/>
+          <w:b/>
+          <w:color w:val="2B2B2B"/>
+          <w:sz w:val="22"/>
+        </w:rPr>
+        <w:t>no</w:t>
+      </w:r>
+      <w:r>
+        <w:rPr>
+          <w:rFonts w:ascii="Calibri" w:hAnsi="Calibri"/>
+          <w:b w:val="0"/>
+          <w:color w:val="2B2B2B"/>
+          <w:sz w:val="22"/>
+        </w:rPr>
+        <w:t xml:space="preserve"> les da con qué responder —sus dimensiones son «Propósito y Claridad», «Experiencia de Uso», «Gestión del Cambio y Privacidad» y «Compromiso Futuro», y en las 140 páginas no hay ninguna columna ni fila que asocie ítems a etapas de ADKAR, Kotter o TAM—. La misma Tabla 1 repite dos veces «Pregunta 10» en la celda de OBJE_4 y asigna el objetivo 1 a P1 y P6, cuando en resultados (p. 85) ese objetivo se responde solo con documentos.</w:t>
       </w:r>
     </w:p>
     <w:p>
@@ -2107,7 +3433,7 @@
           <w:color w:val="007433"/>
           <w:sz w:val="32"/>
         </w:rPr>
-        <w:t>7. Umbrales de nota (escala 0,1–5,0, cuatro criterios del jurado)</w:t>
+        <w:t>8. Umbrales de nota (escala 0,1–5,0, cuatro criterios del jurado)</w:t>
       </w:r>
     </w:p>
     <w:p>
@@ -2303,7 +3629,807 @@
           <w:color w:val="007433"/>
           <w:sz w:val="32"/>
         </w:rPr>
-        <w:t>8. Observaciones administrativas (no académicas)</w:t>
+        <w:t>8.1 Formulario oficial del jurado — 5 criterios en escala 1–5</w:t>
+      </w:r>
+    </w:p>
+    <w:p>
+      <w:pPr>
+        <w:ind w:left="432"/>
+        <w:shd w:val="clear" w:fill="E8F5EC"/>
+      </w:pPr>
+      <w:r>
+        <w:rPr>
+          <w:rFonts w:ascii="Calibri" w:hAnsi="Calibri"/>
+          <w:b/>
+          <w:i/>
+          <w:color w:val="2B2B2B"/>
+          <w:sz w:val="21"/>
+        </w:rPr>
+        <w:t>Instrumento distinto de los cuatro criterios de arriba.</w:t>
+      </w:r>
+      <w:r>
+        <w:rPr>
+          <w:rFonts w:ascii="Calibri" w:hAnsi="Calibri"/>
+          <w:b w:val="0"/>
+          <w:i/>
+          <w:color w:val="2B2B2B"/>
+          <w:sz w:val="21"/>
+        </w:rPr>
+        <w:t xml:space="preserve"> Son las cinco preguntas del formulario que la Dirección le pide al jurado, cada una con opciones </w:t>
+      </w:r>
+      <w:r>
+        <w:rPr>
+          <w:rFonts w:ascii="Calibri" w:hAnsi="Calibri"/>
+          <w:b/>
+          <w:i/>
+          <w:color w:val="2B2B2B"/>
+          <w:sz w:val="21"/>
+        </w:rPr>
+        <w:t>1 2 3 4 5</w:t>
+      </w:r>
+      <w:r>
+        <w:rPr>
+          <w:rFonts w:ascii="Calibri" w:hAnsi="Calibri"/>
+          <w:b w:val="0"/>
+          <w:i/>
+          <w:color w:val="2B2B2B"/>
+          <w:sz w:val="21"/>
+        </w:rPr>
+        <w:t xml:space="preserve">. </w:t>
+      </w:r>
+      <w:r>
+        <w:rPr>
+          <w:rFonts w:ascii="Calibri" w:hAnsi="Calibri"/>
+          <w:b/>
+          <w:i/>
+          <w:color w:val="2B2B2B"/>
+          <w:sz w:val="21"/>
+        </w:rPr>
+        <w:t>Ninguna califica la sustentación oral:</w:t>
+      </w:r>
+      <w:r>
+        <w:rPr>
+          <w:rFonts w:ascii="Calibri" w:hAnsi="Calibri"/>
+          <w:b w:val="0"/>
+          <w:i/>
+          <w:color w:val="2B2B2B"/>
+          <w:sz w:val="21"/>
+        </w:rPr>
+        <w:t xml:space="preserve"> las cinco se responden con el documento, así que van precargadas con la página que las sostiene y en sala solo se confirman.</w:t>
+      </w:r>
+    </w:p>
+    <w:p>
+      <w:pPr>
+        <w:ind w:left="432"/>
+        <w:shd w:val="clear" w:fill="E8F5EC"/>
+      </w:pPr>
+    </w:p>
+    <w:p>
+      <w:pPr>
+        <w:ind w:left="432"/>
+        <w:shd w:val="clear" w:fill="E8F5EC"/>
+      </w:pPr>
+      <w:r>
+        <w:rPr>
+          <w:rFonts w:ascii="Calibri" w:hAnsi="Calibri"/>
+          <w:b w:val="0"/>
+          <w:i/>
+          <w:color w:val="2B2B2B"/>
+          <w:sz w:val="21"/>
+        </w:rPr>
+        <w:t xml:space="preserve">Lectura de la escala, fijada de antemano: </w:t>
+      </w:r>
+      <w:r>
+        <w:rPr>
+          <w:rFonts w:ascii="Calibri" w:hAnsi="Calibri"/>
+          <w:b/>
+          <w:i/>
+          <w:color w:val="2B2B2B"/>
+          <w:sz w:val="21"/>
+        </w:rPr>
+        <w:t>5</w:t>
+      </w:r>
+      <w:r>
+        <w:rPr>
+          <w:rFonts w:ascii="Calibri" w:hAnsi="Calibri"/>
+          <w:b w:val="0"/>
+          <w:i/>
+          <w:color w:val="2B2B2B"/>
+          <w:sz w:val="21"/>
+        </w:rPr>
+        <w:t xml:space="preserve"> sobresaliente, sin reparos de fondo · </w:t>
+      </w:r>
+      <w:r>
+        <w:rPr>
+          <w:rFonts w:ascii="Calibri" w:hAnsi="Calibri"/>
+          <w:b/>
+          <w:i/>
+          <w:color w:val="2B2B2B"/>
+          <w:sz w:val="21"/>
+        </w:rPr>
+        <w:t>4</w:t>
+      </w:r>
+      <w:r>
+        <w:rPr>
+          <w:rFonts w:ascii="Calibri" w:hAnsi="Calibri"/>
+          <w:b w:val="0"/>
+          <w:i/>
+          <w:color w:val="2B2B2B"/>
+          <w:sz w:val="21"/>
+        </w:rPr>
+        <w:t xml:space="preserve"> sólido, con reparos menores y declarados · </w:t>
+      </w:r>
+      <w:r>
+        <w:rPr>
+          <w:rFonts w:ascii="Calibri" w:hAnsi="Calibri"/>
+          <w:b/>
+          <w:i/>
+          <w:color w:val="2B2B2B"/>
+          <w:sz w:val="21"/>
+        </w:rPr>
+        <w:t>3</w:t>
+      </w:r>
+      <w:r>
+        <w:rPr>
+          <w:rFonts w:ascii="Calibri" w:hAnsi="Calibri"/>
+          <w:b w:val="0"/>
+          <w:i/>
+          <w:color w:val="2B2B2B"/>
+          <w:sz w:val="21"/>
+        </w:rPr>
+        <w:t xml:space="preserve"> aceptable, con un reparo de fondo que el documento no resuelve · </w:t>
+      </w:r>
+      <w:r>
+        <w:rPr>
+          <w:rFonts w:ascii="Calibri" w:hAnsi="Calibri"/>
+          <w:b/>
+          <w:i/>
+          <w:color w:val="2B2B2B"/>
+          <w:sz w:val="21"/>
+        </w:rPr>
+        <w:t>2</w:t>
+      </w:r>
+      <w:r>
+        <w:rPr>
+          <w:rFonts w:ascii="Calibri" w:hAnsi="Calibri"/>
+          <w:b w:val="0"/>
+          <w:i/>
+          <w:color w:val="2B2B2B"/>
+          <w:sz w:val="21"/>
+        </w:rPr>
+        <w:t xml:space="preserve"> deficiente: hay material, pero se contradice o no sostiene lo que afirma · </w:t>
+      </w:r>
+      <w:r>
+        <w:rPr>
+          <w:rFonts w:ascii="Calibri" w:hAnsi="Calibri"/>
+          <w:b/>
+          <w:i/>
+          <w:color w:val="2B2B2B"/>
+          <w:sz w:val="21"/>
+        </w:rPr>
+        <w:t>1</w:t>
+      </w:r>
+      <w:r>
+        <w:rPr>
+          <w:rFonts w:ascii="Calibri" w:hAnsi="Calibri"/>
+          <w:b w:val="0"/>
+          <w:i/>
+          <w:color w:val="2B2B2B"/>
+          <w:sz w:val="21"/>
+        </w:rPr>
+        <w:t xml:space="preserve"> sin base verificable en el documento.</w:t>
+      </w:r>
+    </w:p>
+    <w:p>
+      <w:pPr>
+        <w:ind w:left="432"/>
+        <w:shd w:val="clear" w:fill="E8F5EC"/>
+      </w:pPr>
+    </w:p>
+    <w:p>
+      <w:pPr>
+        <w:ind w:left="432"/>
+        <w:shd w:val="clear" w:fill="E8F5EC"/>
+      </w:pPr>
+      <w:r>
+        <w:rPr>
+          <w:rFonts w:ascii="Calibri" w:hAnsi="Calibri"/>
+          <w:b w:val="0"/>
+          <w:i/>
+          <w:color w:val="2B2B2B"/>
+          <w:sz w:val="21"/>
+        </w:rPr>
+        <w:t xml:space="preserve">⚠️ </w:t>
+      </w:r>
+      <w:r>
+        <w:rPr>
+          <w:rFonts w:ascii="Calibri" w:hAnsi="Calibri"/>
+          <w:b/>
+          <w:i/>
+          <w:color w:val="2B2B2B"/>
+          <w:sz w:val="21"/>
+        </w:rPr>
+        <w:t>Este 1–5 no es la nota del acta.</w:t>
+      </w:r>
+      <w:r>
+        <w:rPr>
+          <w:rFonts w:ascii="Calibri" w:hAnsi="Calibri"/>
+          <w:b w:val="0"/>
+          <w:i/>
+          <w:color w:val="2B2B2B"/>
+          <w:sz w:val="21"/>
+        </w:rPr>
+        <w:t xml:space="preserve"> La nota que se reporta sale de los cuatro criterios y de los umbrales de esta §8. La casilla del formulario la marca el jurado humano; esto es una propuesta con página.</w:t>
+      </w:r>
+    </w:p>
+    <w:p>
+      <w:r>
+        <w:rPr>
+          <w:rFonts w:ascii="Calibri" w:hAnsi="Calibri"/>
+          <w:b/>
+          <w:color w:val="2B2B2B"/>
+          <w:sz w:val="22"/>
+        </w:rPr>
+        <w:t>1. Planteamiento de la problemática y formulación de objetivos</w:t>
+      </w:r>
+      <w:r>
+        <w:rPr>
+          <w:rFonts w:ascii="Calibri" w:hAnsi="Calibri"/>
+          <w:b w:val="0"/>
+          <w:color w:val="2B2B2B"/>
+          <w:sz w:val="22"/>
+        </w:rPr>
+        <w:t xml:space="preserve"> — propuesto </w:t>
+      </w:r>
+      <w:r>
+        <w:rPr>
+          <w:rFonts w:ascii="Calibri" w:hAnsi="Calibri"/>
+          <w:b/>
+          <w:color w:val="2B2B2B"/>
+          <w:sz w:val="22"/>
+        </w:rPr>
+        <w:t>3</w:t>
+      </w:r>
+      <w:r>
+        <w:rPr>
+          <w:rFonts w:ascii="Calibri" w:hAnsi="Calibri"/>
+          <w:b w:val="0"/>
+          <w:color w:val="2B2B2B"/>
+          <w:sz w:val="22"/>
+        </w:rPr>
+        <w:t xml:space="preserve"> / 5</w:t>
+      </w:r>
+    </w:p>
+    <w:p>
+      <w:pPr>
+        <w:ind w:left="432"/>
+        <w:shd w:val="clear" w:fill="E8F5EC"/>
+      </w:pPr>
+      <w:r>
+        <w:rPr>
+          <w:rFonts w:ascii="Calibri" w:hAnsi="Calibri"/>
+          <w:b w:val="0"/>
+          <w:i/>
+          <w:color w:val="2B2B2B"/>
+          <w:sz w:val="21"/>
+        </w:rPr>
+        <w:t>Claridad, pertinencia y delimitación del problema de investigación, así como la coherencia y precisión de los objetivos propuestos, verificando su alineación con el propósito del estudio y su viabilidad investigativa.</w:t>
+      </w:r>
+    </w:p>
+    <w:p>
+      <w:r>
+        <w:rPr>
+          <w:rFonts w:ascii="Calibri" w:hAnsi="Calibri"/>
+          <w:b w:val="0"/>
+          <w:color w:val="2B2B2B"/>
+          <w:sz w:val="22"/>
+        </w:rPr>
+        <w:t xml:space="preserve">El problema está claramente planteado y el trabajo es de los más ordenados del cohorte en estructura. El reparo de fondo es de formulación: el objetivo general dice </w:t>
+      </w:r>
+      <w:r>
+        <w:rPr>
+          <w:rFonts w:ascii="Calibri" w:hAnsi="Calibri"/>
+          <w:b/>
+          <w:color w:val="2B2B2B"/>
+          <w:sz w:val="22"/>
+        </w:rPr>
+        <w:t>«determinar la incidencia»</w:t>
+      </w:r>
+      <w:r>
+        <w:rPr>
+          <w:rFonts w:ascii="Calibri" w:hAnsi="Calibri"/>
+          <w:b w:val="0"/>
+          <w:color w:val="2B2B2B"/>
+          <w:sz w:val="22"/>
+        </w:rPr>
+        <w:t xml:space="preserve"> sobre un diseño descriptivo-correlacional (p. 37), que por definición no determina incidencia; y el documento acaba afirmando causalidad desde ese diseño (p. 99). El verbo del objetivo está por encima de lo que el diseño puede entregar, y ahí nace la contradicción del criterio 4.</w:t>
+      </w:r>
+    </w:p>
+    <w:p>
+      <w:r>
+        <w:rPr>
+          <w:rFonts w:ascii="Calibri" w:hAnsi="Calibri"/>
+          <w:b/>
+          <w:color w:val="2B2B2B"/>
+          <w:sz w:val="22"/>
+        </w:rPr>
+        <w:t>2. Marco teórico y referentes conceptuales</w:t>
+      </w:r>
+      <w:r>
+        <w:rPr>
+          <w:rFonts w:ascii="Calibri" w:hAnsi="Calibri"/>
+          <w:b w:val="0"/>
+          <w:color w:val="2B2B2B"/>
+          <w:sz w:val="22"/>
+        </w:rPr>
+        <w:t xml:space="preserve"> — propuesto </w:t>
+      </w:r>
+      <w:r>
+        <w:rPr>
+          <w:rFonts w:ascii="Calibri" w:hAnsi="Calibri"/>
+          <w:b/>
+          <w:color w:val="2B2B2B"/>
+          <w:sz w:val="22"/>
+        </w:rPr>
+        <w:t>3</w:t>
+      </w:r>
+      <w:r>
+        <w:rPr>
+          <w:rFonts w:ascii="Calibri" w:hAnsi="Calibri"/>
+          <w:b w:val="0"/>
+          <w:color w:val="2B2B2B"/>
+          <w:sz w:val="22"/>
+        </w:rPr>
+        <w:t xml:space="preserve"> / 5</w:t>
+      </w:r>
+    </w:p>
+    <w:p>
+      <w:pPr>
+        <w:ind w:left="432"/>
+        <w:shd w:val="clear" w:fill="E8F5EC"/>
+      </w:pPr>
+      <w:r>
+        <w:rPr>
+          <w:rFonts w:ascii="Calibri" w:hAnsi="Calibri"/>
+          <w:b w:val="0"/>
+          <w:i/>
+          <w:color w:val="2B2B2B"/>
+          <w:sz w:val="21"/>
+        </w:rPr>
+        <w:t>Solidez del sustento teórico del proyecto, la pertinencia y actualidad de las fuentes consultadas, y la capacidad de articular conceptos, enfoques y antecedentes que fundamenten adecuadamente la investigación.</w:t>
+      </w:r>
+    </w:p>
+    <w:p>
+      <w:r>
+        <w:rPr>
+          <w:rFonts w:ascii="Calibri" w:hAnsi="Calibri"/>
+          <w:b w:val="0"/>
+          <w:color w:val="2B2B2B"/>
+          <w:sz w:val="22"/>
+        </w:rPr>
+        <w:t xml:space="preserve">Marco de gestión del cambio utilizable y coherente con el objeto, con producto derivado (Estrategia de Sostenibilidad en tres líneas, revisada por nueve expertos internos, p. 108). Baja de 4 porque </w:t>
+      </w:r>
+      <w:r>
+        <w:rPr>
+          <w:rFonts w:ascii="Calibri" w:hAnsi="Calibri"/>
+          <w:b/>
+          <w:color w:val="2B2B2B"/>
+          <w:sz w:val="22"/>
+        </w:rPr>
+        <w:t>diez obras citadas en el cuerpo no están en la lista de referencias</w:t>
+      </w:r>
+      <w:r>
+        <w:rPr>
+          <w:rFonts w:ascii="Calibri" w:hAnsi="Calibri"/>
+          <w:b w:val="0"/>
+          <w:color w:val="2B2B2B"/>
+          <w:sz w:val="22"/>
+        </w:rPr>
+        <w:t xml:space="preserve"> (pp. 137-140).</w:t>
+      </w:r>
+    </w:p>
+    <w:p>
+      <w:r>
+        <w:rPr>
+          <w:rFonts w:ascii="Calibri" w:hAnsi="Calibri"/>
+          <w:b/>
+          <w:color w:val="2B2B2B"/>
+          <w:sz w:val="22"/>
+        </w:rPr>
+        <w:t>3. Metodología, muestra y coherencia del diseño</w:t>
+      </w:r>
+      <w:r>
+        <w:rPr>
+          <w:rFonts w:ascii="Calibri" w:hAnsi="Calibri"/>
+          <w:b w:val="0"/>
+          <w:color w:val="2B2B2B"/>
+          <w:sz w:val="22"/>
+        </w:rPr>
+        <w:t xml:space="preserve"> — propuesto </w:t>
+      </w:r>
+      <w:r>
+        <w:rPr>
+          <w:rFonts w:ascii="Calibri" w:hAnsi="Calibri"/>
+          <w:b/>
+          <w:color w:val="2B2B2B"/>
+          <w:sz w:val="22"/>
+        </w:rPr>
+        <w:t>3</w:t>
+      </w:r>
+      <w:r>
+        <w:rPr>
+          <w:rFonts w:ascii="Calibri" w:hAnsi="Calibri"/>
+          <w:b w:val="0"/>
+          <w:color w:val="2B2B2B"/>
+          <w:sz w:val="22"/>
+        </w:rPr>
+        <w:t xml:space="preserve"> / 5</w:t>
+      </w:r>
+    </w:p>
+    <w:p>
+      <w:pPr>
+        <w:ind w:left="432"/>
+        <w:shd w:val="clear" w:fill="E8F5EC"/>
+      </w:pPr>
+      <w:r>
+        <w:rPr>
+          <w:rFonts w:ascii="Calibri" w:hAnsi="Calibri"/>
+          <w:b w:val="0"/>
+          <w:i/>
+          <w:color w:val="2B2B2B"/>
+          <w:sz w:val="21"/>
+        </w:rPr>
+        <w:t>Correspondencia entre el enfoque metodológico, el tipo de estudio, las técnicas e instrumentos de recolección de información y la definición de la muestra, garantizando la coherencia interna del diseño investigativo.</w:t>
+      </w:r>
+    </w:p>
+    <w:p>
+      <w:r>
+        <w:rPr>
+          <w:rFonts w:ascii="Calibri" w:hAnsi="Calibri"/>
+          <w:b w:val="0"/>
+          <w:color w:val="2B2B2B"/>
+          <w:sz w:val="22"/>
+        </w:rPr>
+        <w:t xml:space="preserve">Tiene lo que casi nadie: psicometría real. Instrumento de 9 ítems Likert más uno de 0-10 (p. 55), prueba piloto con 30 y </w:t>
+      </w:r>
+      <w:r>
+        <w:rPr>
+          <w:rFonts w:ascii="Calibri" w:hAnsi="Calibri"/>
+          <w:b/>
+          <w:color w:val="2B2B2B"/>
+          <w:sz w:val="22"/>
+        </w:rPr>
+        <w:t>alfa de Cronbach 0,924</w:t>
+      </w:r>
+      <w:r>
+        <w:rPr>
+          <w:rFonts w:ascii="Calibri" w:hAnsi="Calibri"/>
+          <w:b w:val="0"/>
+          <w:color w:val="2B2B2B"/>
+          <w:sz w:val="22"/>
+        </w:rPr>
+        <w:t xml:space="preserve"> (pp. 75-77), 1.000 registros llevados a Power BI. Dos reparos que lo dejan en 3: el alfa </w:t>
+      </w:r>
+      <w:r>
+        <w:rPr>
+          <w:rFonts w:ascii="Calibri" w:hAnsi="Calibri"/>
+          <w:b/>
+          <w:color w:val="2B2B2B"/>
+          <w:sz w:val="22"/>
+        </w:rPr>
+        <w:t>nunca se recalcula sobre la base final</w:t>
+      </w:r>
+      <w:r>
+        <w:rPr>
+          <w:rFonts w:ascii="Calibri" w:hAnsi="Calibri"/>
+          <w:b w:val="0"/>
+          <w:color w:val="2B2B2B"/>
+          <w:sz w:val="22"/>
+        </w:rPr>
+        <w:t>, y el denominador se reporta de tres maneras distintas —los mil usuarios son el 33 % de la entidad (p. 42), el 33 % de la población contactada (p. 48) y «los 1.000 funcionarios del Nivel Central» (p. 74), más las diapositivas 7 y 10—. Además IND_CAPAC e IND_ACOMP se construyen con un solo ítem cada uno (p. 100), que es un índice de nombre.</w:t>
+      </w:r>
+    </w:p>
+    <w:p>
+      <w:r>
+        <w:rPr>
+          <w:rFonts w:ascii="Calibri" w:hAnsi="Calibri"/>
+          <w:b/>
+          <w:color w:val="2B2B2B"/>
+          <w:sz w:val="22"/>
+        </w:rPr>
+        <w:t>4. Resultados y conclusiones</w:t>
+      </w:r>
+      <w:r>
+        <w:rPr>
+          <w:rFonts w:ascii="Calibri" w:hAnsi="Calibri"/>
+          <w:b w:val="0"/>
+          <w:color w:val="2B2B2B"/>
+          <w:sz w:val="22"/>
+        </w:rPr>
+        <w:t xml:space="preserve"> — propuesto </w:t>
+      </w:r>
+      <w:r>
+        <w:rPr>
+          <w:rFonts w:ascii="Calibri" w:hAnsi="Calibri"/>
+          <w:b/>
+          <w:color w:val="2B2B2B"/>
+          <w:sz w:val="22"/>
+        </w:rPr>
+        <w:t>2</w:t>
+      </w:r>
+      <w:r>
+        <w:rPr>
+          <w:rFonts w:ascii="Calibri" w:hAnsi="Calibri"/>
+          <w:b w:val="0"/>
+          <w:color w:val="2B2B2B"/>
+          <w:sz w:val="22"/>
+        </w:rPr>
+        <w:t xml:space="preserve"> / 5</w:t>
+      </w:r>
+    </w:p>
+    <w:p>
+      <w:pPr>
+        <w:ind w:left="432"/>
+        <w:shd w:val="clear" w:fill="E8F5EC"/>
+      </w:pPr>
+      <w:r>
+        <w:rPr>
+          <w:rFonts w:ascii="Calibri" w:hAnsi="Calibri"/>
+          <w:b w:val="0"/>
+          <w:i/>
+          <w:color w:val="2B2B2B"/>
+          <w:sz w:val="21"/>
+        </w:rPr>
+        <w:t>Calidad en la presentación, interpretación y análisis de los resultados obtenidos, así como la consistencia y pertinencia de las conclusiones en relación con los objetivos, la problemática y el marco teórico del estudio.</w:t>
+      </w:r>
+    </w:p>
+    <w:p>
+      <w:r>
+        <w:rPr>
+          <w:rFonts w:ascii="Calibri" w:hAnsi="Calibri"/>
+          <w:b w:val="0"/>
+          <w:color w:val="2B2B2B"/>
+          <w:sz w:val="22"/>
+        </w:rPr>
+        <w:t xml:space="preserve">Es el hueco más grave del cohorte y no admite lectura benévola: </w:t>
+      </w:r>
+      <w:r>
+        <w:rPr>
+          <w:rFonts w:ascii="Calibri" w:hAnsi="Calibri"/>
+          <w:b/>
+          <w:color w:val="2B2B2B"/>
+          <w:sz w:val="22"/>
+        </w:rPr>
+        <w:t>dos modelos OLS incompatibles sobre el mismo objetivo general</w:t>
+      </w:r>
+      <w:r>
+        <w:rPr>
+          <w:rFonts w:ascii="Calibri" w:hAnsi="Calibri"/>
+          <w:b w:val="0"/>
+          <w:color w:val="2B2B2B"/>
+          <w:sz w:val="22"/>
+        </w:rPr>
+        <w:t xml:space="preserve">. La p. 98 da p = 0,000, β = 0,5746 y R² = 0,076 y se vende como incidencia probada; las pp. 101-102, con los mismos mil registros, dan Spearman 0,052, R² = 0,003 y p = 0,063, y el propio texto escribe que «carecen de significancia estadística». El resumen (p. 11) y la conclusión 3 (p. 134) se quedan con la primera versión. A favor: el documento declara con franqueza que la estrategia </w:t>
+      </w:r>
+      <w:r>
+        <w:rPr>
+          <w:rFonts w:ascii="Calibri" w:hAnsi="Calibri"/>
+          <w:b/>
+          <w:color w:val="2B2B2B"/>
+          <w:sz w:val="22"/>
+        </w:rPr>
+        <w:t>no</w:t>
+      </w:r>
+      <w:r>
+        <w:rPr>
+          <w:rFonts w:ascii="Calibri" w:hAnsi="Calibri"/>
+          <w:b w:val="0"/>
+          <w:color w:val="2B2B2B"/>
+          <w:sz w:val="22"/>
+        </w:rPr>
+        <w:t xml:space="preserve"> se implementó (pp. 120, 132).</w:t>
+      </w:r>
+    </w:p>
+    <w:p>
+      <w:r>
+        <w:rPr>
+          <w:rFonts w:ascii="Calibri" w:hAnsi="Calibri"/>
+          <w:b/>
+          <w:color w:val="2B2B2B"/>
+          <w:sz w:val="22"/>
+        </w:rPr>
+        <w:t>5. Pertinencia disciplinar y articulación con la especialización</w:t>
+      </w:r>
+      <w:r>
+        <w:rPr>
+          <w:rFonts w:ascii="Calibri" w:hAnsi="Calibri"/>
+          <w:b w:val="0"/>
+          <w:color w:val="2B2B2B"/>
+          <w:sz w:val="22"/>
+        </w:rPr>
+        <w:t xml:space="preserve"> — propuesto </w:t>
+      </w:r>
+      <w:r>
+        <w:rPr>
+          <w:rFonts w:ascii="Calibri" w:hAnsi="Calibri"/>
+          <w:b/>
+          <w:color w:val="2B2B2B"/>
+          <w:sz w:val="22"/>
+        </w:rPr>
+        <w:t>4</w:t>
+      </w:r>
+      <w:r>
+        <w:rPr>
+          <w:rFonts w:ascii="Calibri" w:hAnsi="Calibri"/>
+          <w:b w:val="0"/>
+          <w:color w:val="2B2B2B"/>
+          <w:sz w:val="22"/>
+        </w:rPr>
+        <w:t xml:space="preserve"> / 5</w:t>
+      </w:r>
+    </w:p>
+    <w:p>
+      <w:pPr>
+        <w:ind w:left="432"/>
+        <w:shd w:val="clear" w:fill="E8F5EC"/>
+      </w:pPr>
+      <w:r>
+        <w:rPr>
+          <w:rFonts w:ascii="Calibri" w:hAnsi="Calibri"/>
+          <w:b w:val="0"/>
+          <w:i/>
+          <w:color w:val="2B2B2B"/>
+          <w:sz w:val="21"/>
+        </w:rPr>
+        <w:t>Grado de alineación del proyecto con el campo disciplinar y los énfasis de la especialización cursada, así como su aporte potencial al desarrollo académico, profesional o investigativo del área.</w:t>
+      </w:r>
+    </w:p>
+    <w:p>
+      <w:r>
+        <w:rPr>
+          <w:rFonts w:ascii="Calibri" w:hAnsi="Calibri"/>
+          <w:b w:val="0"/>
+          <w:color w:val="2B2B2B"/>
+          <w:sz w:val="22"/>
+        </w:rPr>
+        <w:t>Gestión del cambio para la adopción de tecnología en seguridad electrónica, con inventario documental real y una estrategia de sostenibilidad revisada internamente: encaja de lleno en la dimensión organizacional de la transformación digital. No llega a 5 porque el producto no se implementó y el efecto no se midió.</w:t>
+      </w:r>
+    </w:p>
+    <w:p>
+      <w:r>
+        <w:rPr>
+          <w:rFonts w:ascii="Calibri" w:hAnsi="Calibri"/>
+          <w:b/>
+          <w:color w:val="2B2B2B"/>
+          <w:sz w:val="22"/>
+        </w:rPr>
+        <w:t>Suma propuesta: 15 / 25.</w:t>
+      </w:r>
+    </w:p>
+    <w:p>
+      <w:r>
+        <w:rPr>
+          <w:rFonts w:ascii="Calibri" w:hAnsi="Calibri"/>
+          <w:b/>
+          <w:color w:val="2B2B2B"/>
+          <w:sz w:val="22"/>
+        </w:rPr>
+        <w:t>Qué subiría una casilla en sala:</w:t>
+      </w:r>
+      <w:r>
+        <w:rPr>
+          <w:rFonts w:ascii="Calibri" w:hAnsi="Calibri"/>
+          <w:b w:val="0"/>
+          <w:color w:val="2B2B2B"/>
+          <w:sz w:val="22"/>
+        </w:rPr>
+        <w:t xml:space="preserve"> El </w:t>
+      </w:r>
+      <w:r>
+        <w:rPr>
+          <w:rFonts w:ascii="Calibri" w:hAnsi="Calibri"/>
+          <w:b/>
+          <w:color w:val="2B2B2B"/>
+          <w:sz w:val="22"/>
+        </w:rPr>
+        <w:t>criterio 4 pasa a 3</w:t>
+      </w:r>
+      <w:r>
+        <w:rPr>
+          <w:rFonts w:ascii="Calibri" w:hAnsi="Calibri"/>
+          <w:b w:val="0"/>
+          <w:color w:val="2B2B2B"/>
+          <w:sz w:val="22"/>
+        </w:rPr>
+        <w:t xml:space="preserve"> si dicen sin rodeos cuál de los dos modelos responde el objetivo general y qué cambió entre uno y otro (pregunta prioritaria 1) —reconocer que el resultado no es significativo es la respuesta que sube, no la que baja—. El </w:t>
+      </w:r>
+      <w:r>
+        <w:rPr>
+          <w:rFonts w:ascii="Calibri" w:hAnsi="Calibri"/>
+          <w:b/>
+          <w:color w:val="2B2B2B"/>
+          <w:sz w:val="22"/>
+        </w:rPr>
+        <w:t>criterio 3 pasa a 4</w:t>
+      </w:r>
+      <w:r>
+        <w:rPr>
+          <w:rFonts w:ascii="Calibri" w:hAnsi="Calibri"/>
+          <w:b w:val="0"/>
+          <w:color w:val="2B2B2B"/>
+          <w:sz w:val="22"/>
+        </w:rPr>
+        <w:t xml:space="preserve"> si ordenan el denominador con tres cifras: cuántos trabajan en Nivel Central, a cuántos se envió y cuántos respondieron (pregunta 2).</w:t>
+      </w:r>
+    </w:p>
+    <w:p>
+      <w:r>
+        <w:rPr>
+          <w:rFonts w:ascii="Calibri" w:hAnsi="Calibri"/>
+          <w:b/>
+          <w:color w:val="2B2B2B"/>
+          <w:sz w:val="22"/>
+        </w:rPr>
+        <w:t>Qué la bajaría:</w:t>
+      </w:r>
+      <w:r>
+        <w:rPr>
+          <w:rFonts w:ascii="Calibri" w:hAnsi="Calibri"/>
+          <w:b w:val="0"/>
+          <w:color w:val="2B2B2B"/>
+          <w:sz w:val="22"/>
+        </w:rPr>
+        <w:t xml:space="preserve"> El </w:t>
+      </w:r>
+      <w:r>
+        <w:rPr>
+          <w:rFonts w:ascii="Calibri" w:hAnsi="Calibri"/>
+          <w:b/>
+          <w:color w:val="2B2B2B"/>
+          <w:sz w:val="22"/>
+        </w:rPr>
+        <w:t>criterio 4 baja a 1</w:t>
+      </w:r>
+      <w:r>
+        <w:rPr>
+          <w:rFonts w:ascii="Calibri" w:hAnsi="Calibri"/>
+          <w:b w:val="0"/>
+          <w:color w:val="2B2B2B"/>
+          <w:sz w:val="22"/>
+        </w:rPr>
+        <w:t xml:space="preserve"> si sostienen en sala la incidencia significativa sin mencionar las pp. 101-102, o si atribuyen causalidad al diseño correlacional. El </w:t>
+      </w:r>
+      <w:r>
+        <w:rPr>
+          <w:rFonts w:ascii="Calibri" w:hAnsi="Calibri"/>
+          <w:b/>
+          <w:color w:val="2B2B2B"/>
+          <w:sz w:val="22"/>
+        </w:rPr>
+        <w:t>criterio 1 baja a 2</w:t>
+      </w:r>
+      <w:r>
+        <w:rPr>
+          <w:rFonts w:ascii="Calibri" w:hAnsi="Calibri"/>
+          <w:b w:val="0"/>
+          <w:color w:val="2B2B2B"/>
+          <w:sz w:val="22"/>
+        </w:rPr>
+        <w:t xml:space="preserve"> si defienden que un diseño correlacional «determina incidencia».</w:t>
+      </w:r>
+    </w:p>
+    <w:p>
+      <w:pPr>
+        <w:spacing w:before="200" w:after="60"/>
+      </w:pPr>
+      <w:r>
+        <w:rPr>
+          <w:rFonts w:ascii="Calibri" w:hAnsi="Calibri"/>
+          <w:b/>
+          <w:color w:val="007433"/>
+          <w:sz w:val="32"/>
+        </w:rPr>
+        <w:t>9. Observaciones administrativas (no académicas)</w:t>
       </w:r>
     </w:p>
     <w:p>
